--- a/publication_paper_v5/ZSTP_V4_revised_2026-literature_Feedback1-7_V8.docx
+++ b/publication_paper_v5/ZSTP_V4_revised_2026-literature_Feedback1-7_V8.docx
@@ -50,7 +50,7 @@
         <w:pStyle w:val="FirstParagraph"/>
       </w:pPr>
       <w:r>
-        <w:t xml:space="preserve">Honeypot schedules must satisfy operational rules while staying useful against attackers who recognize decoys they have seen before. An attacker who flags a trap type repeated in the same zone, or an identity reused across consecutive observation slots, can discount those decoys, and a schedule evaluated without this discovery burn overstates its value. Recent (2026) work already places honeypots on attack graphs and attack paths, using mixed-integer programs, Bayesian Stackelberg games over several attacker types and deep reinforcement learning, and re-optimizes when alerts arrive; attack-path coverage, early interception and multiple attacker types are therefore not claimed as new here. That work, however, treats a placed decoy as unrecognized until it is engaged, or models attacker skepticism only as one global rate, and optimizes an expected or learned payoff. To our knowledge, no prior approach jointly enforces the operational hard constraints, models per-decoy type and identity burn for several attacker profiles, and certifies the worst case over those profiles with an independently checkable proof.</w:t>
+        <w:t xml:space="preserve">Honeypot schedules must satisfy operational rules while staying useful against attackers who recognize decoys they have seen before. An attacker who flags a trap type repeated in the same zone, or an identity reused across consecutive observation slots, can discount those decoys, and a schedule evaluated without this discovery burn overstates its value. Recent (2026) work already places honeypots on attack graphs and attack paths, using mixed-integer programs, Bayesian Stackelberg games over several attacker types and deep reinforcement learning, and re-optimizes when alerts arrive; attack-path coverage, early interception and multiple attacker types are therefore not claimed as new here. That work, however, does not model a placed decoy losing its value once the attacker has recognized it, and it optimizes an expected or learned payoff rather than a certified worst case. To our knowledge, no prior approach jointly enforces the operational hard constraints, models per-decoy type and identity burn for several attacker profiles, and certifies the worst case over those profiles with an independently checkable proof.</w:t>
       </w:r>
     </w:p>
     <w:p>
@@ -130,7 +130,7 @@
         <w:pStyle w:val="BodyText"/>
       </w:pPr>
       <w:r>
-        <w:t xml:space="preserve">Several research lines each address part of this challenge. Game-theoretic approaches [8, 11, 20] model attacker–defender interaction but abstract away the operational constraints that make a schedule deployable. Reinforcement-learning methods [12, 13] adapt online but return a learned policy without a worst-case certificate and without encoding burn state. Practical deployments [3, 4] and adaptive honeypots [21] rely on hand-set or heuristic placement. The most recent work (2026) has moved honeypot placement onto attack graphs: TrapManager ranks critical attack paths with a graph attention network and places decoys with a budget-constrained mixed-integer program that is re-solved when a trap fires [24]; a weighted core attack graph prunes attack paths for honeypot allocation against lateral movement [25]; Bayesian Stackelberg formulations allocate honeypots against several attacker types and update beliefs from intrusion-detection observations [22, 23]; and Stackelberg-guided deep reinforcement learning [26] and a co-evolutionary signaling game with an attacker-skepticism state [27] adapt deployments over time. These works establish attack-path coverage, early interception, multiple attacker types and alert-driven re-optimization, and we do not claim these as contributions. What they do not provide is a model in which an individual decoy loses its value once the attacker has recognized its trap type or its identity, hard rules on how a decoy identity may be reused across zones and slots, and a worst-case optimum with a proof that can be checked independently of the solver. In our unified evaluation, which applies the same rule checker and burn semantics to every method and scores all four attacker profiles, all ten baselines break at least one hard rule, and their worst-case scores (1,341.25–4,822.52) remain below the certified optimum.</w:t>
+        <w:t xml:space="preserve">Honeypot placement has recently moved onto attack graphs, and the peer-reviewed 2026 placement literature addresses parts of this challenge. TrapManager ranks critical attack paths with a graph attention network and places decoys with a budget-constrained mixed-integer program that is re-solved when a trap fires [23]; a weighted core attack graph prunes attack paths for honeypot allocation against lateral movement [24]; Bayesian Stackelberg formulations allocate honeypots against several attacker types and update beliefs from intrusion-detection observations [21, 22]; and a Stackelberg game combined with deep reinforcement learning adjusts software-defined honeypot deployments under a budget [25]. These works establish attack-path coverage, early interception, exact mixed-integer placement, multiple attacker types and alert-driven re-optimization, and we do not claim these as contributions. To our knowledge, what they do not provide is a model in which an individual decoy loses its value once the attacker has recognized its trap type or its identity, hard rules on how a decoy identity may be reused across zones and slots, and a worst-case optimum with a proof that can be checked independently of the solver. In our unified evaluation, which applies the same rule checker and burn semantics to every method and scores all four attacker profiles, all ten baselines break at least one hard rule, and their worst-case scores (1,341.25–4,822.52) remain below the certified optimum.</w:t>
       </w:r>
     </w:p>
     <w:p>
@@ -166,7 +166,7 @@
         <w:t xml:space="preserve">A joint type × zone × time × persona MaxSAT/RC2 formulation with per-decoy burn state.</w:t>
       </w:r>
       <w:r>
-        <w:t xml:space="preserve"> Each Boolean fixes what is deployed, where, when and under which identity, and derived variables record, for each attacker profile, whether that decoy's trap type or fingerprint has already been recognized; NP-hardness is established by reduction from Maximum k-Coverage [7]. Exact attack-graph placement by mixed-integer programming [22, 24] is not new; what is new is that recognition is decided per decoy and per profile inside the optimization, rather than assumed away [24] or summarized by one global skepticism rate [27].</w:t>
+        <w:t xml:space="preserve"> Each Boolean fixes what is deployed, where, when and under which identity, and derived variables record, for each attacker profile, whether that decoy's trap type or fingerprint has already been recognized; NP-hardness is established by reduction from Maximum k-Coverage [7]. Exact attack-graph placement by mixed-integer programming [21, 23] is not new; what is new is that recognition is decided per decoy and per profile inside the optimization, rather than assumed away [23] or left unmodeled [21].</w:t>
       </w:r>
     </w:p>
     <w:p>
@@ -184,7 +184,7 @@
         <w:t xml:space="preserve">A hard constraint layer covering budgets, isolation, plausibility, churn, path persistence and identity, and six-tier soft objective</w:t>
       </w:r>
       <w:r>
-        <w:t xml:space="preserve"> with an auditable prevention-vs-forensics weight ratio, and a threat-adaptive threshold update (U11), applied before each solve, whose burn thresholds tighten as attack frequency rises. Budget limits are standard [22, 24, 26]; the identity rules (C12, C14) and churn rule (C8) have no counterpart in the 2026 placement models, and the minimum-frequency and maximum-gap rules (C10a, C10b) extend the single-placement critical-path coverage requirement of [24] to a multi-slot horizon.</w:t>
+        <w:t xml:space="preserve"> with an auditable prevention-vs-forensics weight ratio, and a threat-adaptive threshold update (U11), applied before each solve, whose burn thresholds tighten as attack frequency rises. Budget limits are standard [21, 23, 25]; the identity rules (C12, C14) and churn rule (C8) have, to our knowledge, no counterpart in the 2026 placement models, and the minimum-frequency and maximum-gap rules (C10a, C10b) extend the single-placement critical-path coverage requirement of [23] to a multi-slot horizon.</w:t>
       </w:r>
     </w:p>
     <w:p>
@@ -202,7 +202,7 @@
         <w:t xml:space="preserve">A certified robust objective</w:t>
       </w:r>
       <w:r>
-        <w:t xml:space="preserve"> r* = max_x min_{θ∈Θ} Q_θ(x), computed exactly by a SAT-based threshold search over adder-encoded scores, with an independently verified optimality certificate; on the test instance r* = 7,052.62. Unlike Bayesian Stackelberg allocation [22, 23], which maximizes the defender's expected payoff under a prior over attacker types, r* is the value guaranteed against every modeled profile, and its optimality rests on a refutation proof accepted by an independent checker rather than on trust in the solver.</w:t>
+        <w:t xml:space="preserve"> r* = max_x min_{θ∈Θ} Q_θ(x), computed exactly by a SAT-based threshold search over adder-encoded scores, with an independently verified optimality certificate; on the test instance r* = 7,052.62. Unlike Bayesian Stackelberg allocation [21, 22], which maximizes the defender's expected payoff under a prior over attacker types, r* is the value guaranteed against every modeled profile, and its optimality rests on a refutation proof accepted by an independent checker rather than on trust in the solver.</w:t>
       </w:r>
     </w:p>
     <w:p>
@@ -237,7 +237,7 @@
         <w:t xml:space="preserve">Three architectural refinements</w:t>
       </w:r>
       <w:r>
-        <w:t xml:space="preserve"> that each resolve a specific limitation of prior methods: the persona decomposition P ⊆ R̂ × F, with at most |F| simultaneous honeypots per slot, which lets a role rotate fingerprints (+28.8% in r* with two fingerprints per role) and which has no counterpart in 2026 placement models, where a decoy is a location without a separate identity [22, 24, 27]; the C10a/C10b path-constraint split; and the four-pass tier-lexicographic MaxSAT procedure with hard floors.</w:t>
+        <w:t xml:space="preserve"> that each resolve a specific limitation of prior methods: the persona decomposition P ⊆ R̂ × F, with at most |F| simultaneous honeypots per slot, which lets a role rotate fingerprints (+28.8% in r* with two fingerprints per role) and which, to our knowledge, has no counterpart in the 2026 placement models, where a decoy is a location without a separate identity [21, 23]; the C10a/C10b path-constraint split; and the four-pass tier-lexicographic MaxSAT procedure with hard floors.</w:t>
       </w:r>
     </w:p>
     <w:p>
@@ -977,21 +977,7 @@
         <w:pStyle w:val="FirstParagraph"/>
       </w:pPr>
       <w:r>
-        <w:t xml:space="preserve">Prior honeypot-placement research falls into four lines: game-theoretic deception, reinforcement learning, heuristic placement and, most recently, attack-graph-based placement with exact or learned optimization, which is the line most active in 2026. Table 2 summarizes how each earlier line, and each 2026 paper individually, addresses the dimensions that ZSTP combines; the text after the table states explicitly which of these dimensions already exist and which are new in ZSTP.</w:t>
-      </w:r>
-    </w:p>
-    <w:p>
-      <w:pPr>
-        <w:pStyle w:val="BodyText"/>
-      </w:pPr>
-      <w:r>
-        <w:rPr>
-          <w:b/>
-        </w:rPr>
-        <w:t>Game-theoretic deception</w:t>
-      </w:r>
-      <w:r>
-        <w:t xml:space="preserve"> models attacker–defender interaction as a strategic game: honeypot allocation between defender and attacker [8], a taxonomy of defensive-deception games [11], and feedback-driven multi-stage moving-target defense [20]. These works have produced important results on deception and strategic resource allocation. In practice, however, they abstract away the operational constraints — budget ceilings, air-gap isolation, identity non-collision — that a deployed schedule must satisfy, and they do not encode burn state for repeated placements or reused identities.</w:t>
+        <w:t xml:space="preserve">This section first credits the foundational honeypot literature in a short background paragraph and then compares ZSTP with the peer-reviewed honeypot-placement literature published in 2026, the most recent and most closely related work. Five such papers place honeypots or decoys on attack graphs or networks with exact, game-theoretic or learned optimization [21]–[25]. Table 2a summarizes how each addresses the dimensions that ZSTP combines; the text after it states which of these dimensions already exist and which are new in ZSTP, and Table 2b compares ZSTP with each paper individually.</w:t>
       </w:r>
     </w:p>
     <w:p>
@@ -1003,39 +989,10 @@
           <w:b/>
           <w:bCs/>
         </w:rPr>
-        <w:t xml:space="preserve">Reinforcement-learning methods</w:t>
-      </w:r>
-      <w:r>
-        <w:t xml:space="preserve"> adapt honeypot engagement online, for example by learning engagement policies over a semi-Markov decision process [12]. The cost of that flexibility is formal: a policy optimized in expectation provides no worst-case guarantee and no assurance that hard constraints hold on out-of-distribution inputs. To our knowledge, no RL-based method evaluates schedules under multi-profile scoring with explicit per-decoy burn semantics; the closest 2026 work, Co-ADAM [27], trains against a pool of adaptive attackers but tracks attacker skepticism as one global state (see below).</w:t>
-      </w:r>
-    </w:p>
-    <w:p>
-      <w:pPr>
-        <w:pStyle w:val="BodyText"/>
-      </w:pPr>
-      <w:r>
-        <w:rPr>
-          <w:b/>
-        </w:rPr>
-        <w:t>Heuristic and greedy placement</w:t>
-      </w:r>
-      <w:r>
-        <w:t xml:space="preserve"> remains common in practice: honeypot frameworks [3] and deployment guides [4] leave placement to handset or rule-based choices, and adaptive honeypots [21] adapt their interaction rather than the placement schedule. Greedy methods are cheap and can satisfy individual hard constraints, but they cannot certify optimality over a combinatorial space. In our evaluation all ten heuristic baselines break at least one hard rule, most often the maximum-gap rule C10b (7 of 10) and the minimum-frequency and cross-zone identity rules C10a and C14 (6 and 6 of 10).</w:t>
-      </w:r>
-    </w:p>
-    <w:p>
-      <w:pPr>
-        <w:pStyle w:val="BodyText"/>
-      </w:pPr>
-      <w:r>
-        <w:rPr>
-          <w:b/>
-          <w:bCs/>
-        </w:rPr>
-        <w:t xml:space="preserve">Combinatorial optimization in adjacent security problems</w:t>
-      </w:r>
-      <w:r>
-        <w:t xml:space="preserve"> — attack-graph-based sensor placement [19] and formal runtime enforcement in cyber-physical systems [18] — shows that exact and formal methods are viable at security-relevant scales. These works operate over other decision spaces: sensor placement addresses the spatial dimension alone; CPS enforcement addresses property satisfaction without multi-profile adversarial scoring or persona burn. Neither schedules identity, time, and zone jointly. Exact optimization of honeypot placement itself now exists [22, 24] (see below); to our knowledge, ZSTP is the first formulation to span the full type × zone × time × persona space with burn state for each attacker profile and a certificate checked by an independent tool.</w:t>
+        <w:t xml:space="preserve">Background.</w:t>
+      </w:r>
+      <w:r>
+        <w:t xml:space="preserve"> Honeypots originated as standalone decoy systems and virtual honeypot frameworks [3, 4], later extended to adaptive honeypots that change their interaction with the attacker [20]. Game-theoretic work models honeypot allocation as a strategic game between defender and attacker [8], surveys defensive-deception games [11] and studies feedback-driven multi-stage moving-target defense [19]; reinforcement learning has been used to learn honeypot engagement policies [12] and intrusion-prevention strategies through self-play [13]; and attack graphs have been used for optimal intrusion-detection sensor placement [18]. These works established the problem and its main modeling tools. The 2026 placement papers are more recent and closer to ZSTP, so the detailed comparison below, including Tables 2a and 2b, is made against the 2026 work only.</w:t>
       </w:r>
     </w:p>
     <w:p>
@@ -1050,7 +1007,7 @@
         <w:t xml:space="preserve">Attack-graph honeypot placement (2026).</w:t>
       </w:r>
       <w:r>
-        <w:t xml:space="preserve"> Four 2026 papers place honeypots on attack graphs and overlap with ZSTP more than any earlier line. Liu et al. [24] (TrapManager) build a vulnerability-based attack graph, rank critical attack paths with a graph attention network, and place traps with a binary mixed-integer program that maximizes path-weighted interception under a budget and requires at least one trap on each of the top-K critical paths; when a trap fires, node embeddings are updated and the program is re-solved. Their attacker model assumes that traps are not recognized before interaction, and adversaries that adapt to repeated alerts are left out of scope. Lacmou Zeutouo et al. [25] reduce the attack graph to a weighted core that ranks and preserves attack paths by exploit difficulty and asset criticality, so that honeypot allocation against lateral movement remains tractable on networks of more than 300 nodes. Park and Dagher [22] allocate honeypots on a directed attack graph against several concurrent attackers, each with its own exploits, costs and targets, in a multi-follower Bayesian Stackelberg game; the defender updates its beliefs about attacker types from intrusion-detection and honeypot observations and re-solves a DOBSS-style mixed-integer program each round. Voznyi et al. [23] likewise formulate honeypot placement as a Bayesian Stackelberg game, coupling detection with inference of the attacker's type.</w:t>
+        <w:t xml:space="preserve"> Four of the 2026 papers place honeypots on attack graphs. Liu et al. [23] (TrapManager) build a vulnerability-based attack graph, rank critical attack paths with a graph attention network, and place traps with a binary mixed-integer program that maximizes path-weighted interception under a budget and requires at least one trap on each of the top-K critical paths; when a trap fires, node embeddings are updated and the program is re-solved. Their attacker model assumes that traps are not recognized before interaction, and adversaries that adapt to repeated alerts are left out of scope. Lacmou Zeutouo et al. [24] reduce the attack graph to a weighted core that ranks and preserves attack paths by exploit difficulty and asset criticality, so that honeypot allocation against lateral movement remains tractable on networks of more than 300 nodes. Park and Dagher [21] allocate honeypots on a directed attack graph against several concurrent attackers, each with its own exploits, costs and targets, in a multi-follower Bayesian Stackelberg game; the defender updates its beliefs about attacker types from intrusion-detection and honeypot observations and re-solves a DOBSS-style mixed-integer program each round. Voznyi et al. [22] likewise formulate honeypot placement as a Bayesian Stackelberg game, coupling detection with inference of the attacker's type.</w:t>
       </w:r>
     </w:p>
     <w:p>
@@ -1062,10 +1019,10 @@
           <w:b/>
           <w:bCs/>
         </w:rPr>
-        <w:t xml:space="preserve">Learning-based and signaling-game deception (2026).</w:t>
-      </w:r>
-      <w:r>
-        <w:t xml:space="preserve"> Zhang et al. [26] combine a Stackelberg game with deep Q-learning for software-defined honeypots, using the Stackelberg optimum as a threshold that decides whether to adjust the deployment under a budget on the number of honeypots. Wushishi et al. [27] (Co-ADAM) model industrial-IoT deception as a constrained Markov decision process with an embedded signaling game and train a deep Q-network defender against a pool of adaptive attackers; overuse of deception raises a global attacker-skepticism state that lowers trap engagement. Shahin et al. [28] evaluate deception game-theoretically through the value of deception and the price of transparency, studying trade-offs among decoy realism, budget and attacker rationality. Chaudhry et al. [29] review how attackers fingerprint honeypots through network, system and behavioural indicators — the recognition process that ZSTP abstracts as type and identity burn.</w:t>
+        <w:t xml:space="preserve">Learning-based honeypot deployment (2026).</w:t>
+      </w:r>
+      <w:r>
+        <w:t xml:space="preserve"> Zhang et al. [25] combine a Stackelberg game with deep Q-learning for software-defined honeypots: binary deployment vectors are chosen under a budget on the number of honeypots, and the defense benefit of the Stackelberg optimum serves as a threshold that decides whether the current deployment should be adjusted. The deployment is learned rather than proven optimal.</w:t>
       </w:r>
     </w:p>
     <w:p>
@@ -1078,10 +1035,10 @@
           <w:b/>
           <w:bCs/>
         </w:rPr>
-        <w:t xml:space="preserve">Table 2.</w:t>
-      </w:r>
-      <w:r>
-        <w:t xml:space="preserve"> Positioning of ZSTP relative to earlier research lines and to individual 2026 honeypot-placement papers, characterized from each paper's published description (✓ addressed; ◐ partly; ✗ not addressed; · not discussed). ◐ means: only path-coverage rules beyond the budget [24], individual rules satisfiable [3, 4, 21], recognition only as a global skepticism rate [27] or through decoy realism [28], and attacker variety only through an adaptive attacker pool [27]. “Burn per decoy” means that a placed decoy loses its value once the attacker recognizes it; “Several types” means several attacker types or profiles; “Worst case + proof” means a worst-case objective over attacker types with an independently checkable optimality proof; “Joint 4-axis plan” means type, zone, time and persona are chosen together over a multi-slot horizon. The attack-path column shows that ZSTP does not claim attack-path modeling as new. The fingerprinting review [29] proposes no placement method and is therefore discussed in the text but not tabulated.</w:t>
+        <w:t xml:space="preserve">Table 2a.</w:t>
+      </w:r>
+      <w:r>
+        <w:t xml:space="preserve"> Positioning of ZSTP relative to the peer-reviewed 2026 honeypot-placement papers, characterized from each paper's published description (✓ addressed; ◐ partly; ✗ not addressed; · not discussed). ◐ means that only a path-coverage rule is imposed beyond the budget [23]. “Burn per decoy” means that a placed decoy loses its value once the attacker recognizes it; “Several types” means several attacker types or profiles; “Worst case + proof” means a worst-case objective over attacker types with an independently checkable optimality proof; “Joint 4-axis plan” means type, zone, time and persona are chosen together over a multi-slot horizon. The attack-path column shows that ZSTP does not claim attack-path modeling as new.</w:t>
       </w:r>
     </w:p>
     <w:tbl>
@@ -1091,14 +1048,14 @@
         <w:tblLook w:val="0020" w:firstRow="1" w:lastRow="0" w:firstColumn="0" w:lastColumn="0" w:noHBand="0" w:noVBand="0"/>
       </w:tblPr>
       <w:tblGrid>
-        <w:gridCol w:w="1800"/>
-        <w:gridCol w:w="1111"/>
-        <w:gridCol w:w="1111"/>
-        <w:gridCol w:w="1111"/>
-        <w:gridCol w:w="1111"/>
-        <w:gridCol w:w="1111"/>
-        <w:gridCol w:w="1111"/>
-        <w:gridCol w:w="1110"/>
+        <w:gridCol w:w="2010"/>
+        <w:gridCol w:w="1081"/>
+        <w:gridCol w:w="1081"/>
+        <w:gridCol w:w="1081"/>
+        <w:gridCol w:w="1081"/>
+        <w:gridCol w:w="1081"/>
+        <w:gridCol w:w="1081"/>
+        <w:gridCol w:w="1080"/>
       </w:tblGrid>
       <w:tr>
         <w:trPr>
@@ -1107,7 +1064,7 @@
         </w:trPr>
         <w:tc>
           <w:tcPr>
-            <w:tcW w:w="1800" w:type="dxa"/>
+            <w:tcW w:w="2010" w:type="dxa"/>
           </w:tcPr>
           <w:p>
             <w:pPr>
@@ -1118,13 +1075,13 @@
                 <w:b/>
                 <w:bCs/>
               </w:rPr>
-              <w:t xml:space="preserve">Line of work / paper</w:t>
-            </w:r>
-          </w:p>
-        </w:tc>
-        <w:tc>
-          <w:tcPr>
-            <w:tcW w:w="1111" w:type="dxa"/>
+              <w:t xml:space="preserve">2026 placement paper</w:t>
+            </w:r>
+          </w:p>
+        </w:tc>
+        <w:tc>
+          <w:tcPr>
+            <w:tcW w:w="1081" w:type="dxa"/>
           </w:tcPr>
           <w:p>
             <w:pPr>
@@ -1141,7 +1098,7 @@
         </w:tc>
         <w:tc>
           <w:tcPr>
-            <w:tcW w:w="1111" w:type="dxa"/>
+            <w:tcW w:w="1081" w:type="dxa"/>
           </w:tcPr>
           <w:p>
             <w:pPr>
@@ -1158,7 +1115,7 @@
         </w:tc>
         <w:tc>
           <w:tcPr>
-            <w:tcW w:w="1111" w:type="dxa"/>
+            <w:tcW w:w="1081" w:type="dxa"/>
           </w:tcPr>
           <w:p>
             <w:pPr>
@@ -1175,7 +1132,7 @@
         </w:tc>
         <w:tc>
           <w:tcPr>
-            <w:tcW w:w="1111" w:type="dxa"/>
+            <w:tcW w:w="1081" w:type="dxa"/>
           </w:tcPr>
           <w:p>
             <w:pPr>
@@ -1192,7 +1149,7 @@
         </w:tc>
         <w:tc>
           <w:tcPr>
-            <w:tcW w:w="1111" w:type="dxa"/>
+            <w:tcW w:w="1081" w:type="dxa"/>
           </w:tcPr>
           <w:p>
             <w:pPr>
@@ -1209,7 +1166,7 @@
         </w:tc>
         <w:tc>
           <w:tcPr>
-            <w:tcW w:w="1111" w:type="dxa"/>
+            <w:tcW w:w="1081" w:type="dxa"/>
           </w:tcPr>
           <w:p>
             <w:pPr>
@@ -1226,7 +1183,7 @@
         </w:tc>
         <w:tc>
           <w:tcPr>
-            <w:tcW w:w="1110" w:type="dxa"/>
+            <w:tcW w:w="1080" w:type="dxa"/>
           </w:tcPr>
           <w:p>
             <w:pPr>
@@ -1248,46 +1205,46 @@
         </w:trPr>
         <w:tc>
           <w:tcPr>
-            <w:tcW w:w="1800" w:type="dxa"/>
-          </w:tcPr>
-          <w:p>
-            <w:pPr>
-              <w:pStyle w:val="Compact"/>
-            </w:pPr>
-            <w:r>
-              <w:t xml:space="preserve">Game-theoretic deception [8, 11, 20]</w:t>
-            </w:r>
-          </w:p>
-        </w:tc>
-        <w:tc>
-          <w:tcPr>
-            <w:tcW w:w="1111" w:type="dxa"/>
-          </w:tcPr>
-          <w:p>
-            <w:pPr>
-              <w:pStyle w:val="Compact"/>
-            </w:pPr>
-            <w:r>
-              <w:t xml:space="preserve">·</w:t>
-            </w:r>
-          </w:p>
-        </w:tc>
-        <w:tc>
-          <w:tcPr>
-            <w:tcW w:w="1111" w:type="dxa"/>
-          </w:tcPr>
-          <w:p>
-            <w:pPr>
-              <w:pStyle w:val="Compact"/>
-            </w:pPr>
-            <w:r>
-              <w:t xml:space="preserve">·</w:t>
-            </w:r>
-          </w:p>
-        </w:tc>
-        <w:tc>
-          <w:tcPr>
-            <w:tcW w:w="1111" w:type="dxa"/>
+            <w:tcW w:w="2010" w:type="dxa"/>
+          </w:tcPr>
+          <w:p>
+            <w:pPr>
+              <w:pStyle w:val="Compact"/>
+            </w:pPr>
+            <w:r>
+              <w:t xml:space="preserve">Park &amp; Dagher [21]: Bayesian Stackelberg, multi-attacker</w:t>
+            </w:r>
+          </w:p>
+        </w:tc>
+        <w:tc>
+          <w:tcPr>
+            <w:tcW w:w="1081" w:type="dxa"/>
+          </w:tcPr>
+          <w:p>
+            <w:pPr>
+              <w:pStyle w:val="Compact"/>
+            </w:pPr>
+            <w:r>
+              <w:t xml:space="preserve">✓</w:t>
+            </w:r>
+          </w:p>
+        </w:tc>
+        <w:tc>
+          <w:tcPr>
+            <w:tcW w:w="1081" w:type="dxa"/>
+          </w:tcPr>
+          <w:p>
+            <w:pPr>
+              <w:pStyle w:val="Compact"/>
+            </w:pPr>
+            <w:r>
+              <w:t xml:space="preserve">✓</w:t>
+            </w:r>
+          </w:p>
+        </w:tc>
+        <w:tc>
+          <w:tcPr>
+            <w:tcW w:w="1081" w:type="dxa"/>
           </w:tcPr>
           <w:p>
             <w:pPr>
@@ -1300,7 +1257,7 @@
         </w:tc>
         <w:tc>
           <w:tcPr>
-            <w:tcW w:w="1111" w:type="dxa"/>
+            <w:tcW w:w="1081" w:type="dxa"/>
           </w:tcPr>
           <w:p>
             <w:pPr>
@@ -1313,40 +1270,40 @@
         </w:tc>
         <w:tc>
           <w:tcPr>
-            <w:tcW w:w="1111" w:type="dxa"/>
-          </w:tcPr>
-          <w:p>
-            <w:pPr>
-              <w:pStyle w:val="Compact"/>
-            </w:pPr>
-            <w:r>
-              <w:t xml:space="preserve">·</w:t>
-            </w:r>
-          </w:p>
-        </w:tc>
-        <w:tc>
-          <w:tcPr>
-            <w:tcW w:w="1111" w:type="dxa"/>
-          </w:tcPr>
-          <w:p>
-            <w:pPr>
-              <w:pStyle w:val="Compact"/>
-            </w:pPr>
-            <w:r>
-              <w:t xml:space="preserve">·</w:t>
-            </w:r>
-          </w:p>
-        </w:tc>
-        <w:tc>
-          <w:tcPr>
-            <w:tcW w:w="1110" w:type="dxa"/>
-          </w:tcPr>
-          <w:p>
-            <w:pPr>
-              <w:pStyle w:val="Compact"/>
-            </w:pPr>
-            <w:r>
-              <w:t xml:space="preserve">·</w:t>
+            <w:tcW w:w="1081" w:type="dxa"/>
+          </w:tcPr>
+          <w:p>
+            <w:pPr>
+              <w:pStyle w:val="Compact"/>
+            </w:pPr>
+            <w:r>
+              <w:t xml:space="preserve">✓</w:t>
+            </w:r>
+          </w:p>
+        </w:tc>
+        <w:tc>
+          <w:tcPr>
+            <w:tcW w:w="1081" w:type="dxa"/>
+          </w:tcPr>
+          <w:p>
+            <w:pPr>
+              <w:pStyle w:val="Compact"/>
+            </w:pPr>
+            <w:r>
+              <w:t xml:space="preserve">✗</w:t>
+            </w:r>
+          </w:p>
+        </w:tc>
+        <w:tc>
+          <w:tcPr>
+            <w:tcW w:w="1080" w:type="dxa"/>
+          </w:tcPr>
+          <w:p>
+            <w:pPr>
+              <w:pStyle w:val="Compact"/>
+            </w:pPr>
+            <w:r>
+              <w:t xml:space="preserve">✗</w:t>
             </w:r>
           </w:p>
         </w:tc>
@@ -1357,20 +1314,20 @@
         </w:trPr>
         <w:tc>
           <w:tcPr>
-            <w:tcW w:w="1800" w:type="dxa"/>
-          </w:tcPr>
-          <w:p>
-            <w:pPr>
-              <w:pStyle w:val="Compact"/>
-            </w:pPr>
-            <w:r>
-              <w:t xml:space="preserve">Reinforcement learning [12, 13]</w:t>
-            </w:r>
-          </w:p>
-        </w:tc>
-        <w:tc>
-          <w:tcPr>
-            <w:tcW w:w="1111" w:type="dxa"/>
+            <w:tcW w:w="2010" w:type="dxa"/>
+          </w:tcPr>
+          <w:p>
+            <w:pPr>
+              <w:pStyle w:val="Compact"/>
+            </w:pPr>
+            <w:r>
+              <w:t xml:space="preserve">Voznyi et al. [22]: Bayesian Stackelberg, type inference</w:t>
+            </w:r>
+          </w:p>
+        </w:tc>
+        <w:tc>
+          <w:tcPr>
+            <w:tcW w:w="1081" w:type="dxa"/>
           </w:tcPr>
           <w:p>
             <w:pPr>
@@ -1383,7 +1340,7 @@
         </w:tc>
         <w:tc>
           <w:tcPr>
-            <w:tcW w:w="1111" w:type="dxa"/>
+            <w:tcW w:w="1081" w:type="dxa"/>
           </w:tcPr>
           <w:p>
             <w:pPr>
@@ -1396,7 +1353,46 @@
         </w:tc>
         <w:tc>
           <w:tcPr>
-            <w:tcW w:w="1111" w:type="dxa"/>
+            <w:tcW w:w="1081" w:type="dxa"/>
+          </w:tcPr>
+          <w:p>
+            <w:pPr>
+              <w:pStyle w:val="Compact"/>
+            </w:pPr>
+            <w:r>
+              <w:t xml:space="preserve">·</w:t>
+            </w:r>
+          </w:p>
+        </w:tc>
+        <w:tc>
+          <w:tcPr>
+            <w:tcW w:w="1081" w:type="dxa"/>
+          </w:tcPr>
+          <w:p>
+            <w:pPr>
+              <w:pStyle w:val="Compact"/>
+            </w:pPr>
+            <w:r>
+              <w:t xml:space="preserve">·</w:t>
+            </w:r>
+          </w:p>
+        </w:tc>
+        <w:tc>
+          <w:tcPr>
+            <w:tcW w:w="1081" w:type="dxa"/>
+          </w:tcPr>
+          <w:p>
+            <w:pPr>
+              <w:pStyle w:val="Compact"/>
+            </w:pPr>
+            <w:r>
+              <w:t xml:space="preserve">✓</w:t>
+            </w:r>
+          </w:p>
+        </w:tc>
+        <w:tc>
+          <w:tcPr>
+            <w:tcW w:w="1081" w:type="dxa"/>
           </w:tcPr>
           <w:p>
             <w:pPr>
@@ -1409,46 +1405,7 @@
         </w:tc>
         <w:tc>
           <w:tcPr>
-            <w:tcW w:w="1111" w:type="dxa"/>
-          </w:tcPr>
-          <w:p>
-            <w:pPr>
-              <w:pStyle w:val="Compact"/>
-            </w:pPr>
-            <w:r>
-              <w:t xml:space="preserve">✗</w:t>
-            </w:r>
-          </w:p>
-        </w:tc>
-        <w:tc>
-          <w:tcPr>
-            <w:tcW w:w="1111" w:type="dxa"/>
-          </w:tcPr>
-          <w:p>
-            <w:pPr>
-              <w:pStyle w:val="Compact"/>
-            </w:pPr>
-            <w:r>
-              <w:t xml:space="preserve">✗</w:t>
-            </w:r>
-          </w:p>
-        </w:tc>
-        <w:tc>
-          <w:tcPr>
-            <w:tcW w:w="1111" w:type="dxa"/>
-          </w:tcPr>
-          <w:p>
-            <w:pPr>
-              <w:pStyle w:val="Compact"/>
-            </w:pPr>
-            <w:r>
-              <w:t xml:space="preserve">✗</w:t>
-            </w:r>
-          </w:p>
-        </w:tc>
-        <w:tc>
-          <w:tcPr>
-            <w:tcW w:w="1110" w:type="dxa"/>
+            <w:tcW w:w="1080" w:type="dxa"/>
           </w:tcPr>
           <w:p>
             <w:pPr>
@@ -1466,46 +1423,46 @@
         </w:trPr>
         <w:tc>
           <w:tcPr>
-            <w:tcW w:w="1800" w:type="dxa"/>
-          </w:tcPr>
-          <w:p>
-            <w:pPr>
-              <w:pStyle w:val="Compact"/>
-            </w:pPr>
-            <w:r>
-              <w:t xml:space="preserve">Heuristic / greedy placement [3, 4, 21]</w:t>
-            </w:r>
-          </w:p>
-        </w:tc>
-        <w:tc>
-          <w:tcPr>
-            <w:tcW w:w="1111" w:type="dxa"/>
-          </w:tcPr>
-          <w:p>
-            <w:pPr>
-              <w:pStyle w:val="Compact"/>
-            </w:pPr>
-            <w:r>
-              <w:t xml:space="preserve">·</w:t>
-            </w:r>
-          </w:p>
-        </w:tc>
-        <w:tc>
-          <w:tcPr>
-            <w:tcW w:w="1111" w:type="dxa"/>
-          </w:tcPr>
-          <w:p>
-            <w:pPr>
-              <w:pStyle w:val="Compact"/>
-            </w:pPr>
-            <w:r>
-              <w:t xml:space="preserve">·</w:t>
-            </w:r>
-          </w:p>
-        </w:tc>
-        <w:tc>
-          <w:tcPr>
-            <w:tcW w:w="1111" w:type="dxa"/>
+            <w:tcW w:w="2010" w:type="dxa"/>
+          </w:tcPr>
+          <w:p>
+            <w:pPr>
+              <w:pStyle w:val="Compact"/>
+            </w:pPr>
+            <w:r>
+              <w:t xml:space="preserve">Liu et al. [23]: TrapManager, GAT + MIP</w:t>
+            </w:r>
+          </w:p>
+        </w:tc>
+        <w:tc>
+          <w:tcPr>
+            <w:tcW w:w="1081" w:type="dxa"/>
+          </w:tcPr>
+          <w:p>
+            <w:pPr>
+              <w:pStyle w:val="Compact"/>
+            </w:pPr>
+            <w:r>
+              <w:t xml:space="preserve">✓</w:t>
+            </w:r>
+          </w:p>
+        </w:tc>
+        <w:tc>
+          <w:tcPr>
+            <w:tcW w:w="1081" w:type="dxa"/>
+          </w:tcPr>
+          <w:p>
+            <w:pPr>
+              <w:pStyle w:val="Compact"/>
+            </w:pPr>
+            <w:r>
+              <w:t xml:space="preserve">✓</w:t>
+            </w:r>
+          </w:p>
+        </w:tc>
+        <w:tc>
+          <w:tcPr>
+            <w:tcW w:w="1081" w:type="dxa"/>
           </w:tcPr>
           <w:p>
             <w:pPr>
@@ -1518,33 +1475,7 @@
         </w:tc>
         <w:tc>
           <w:tcPr>
-            <w:tcW w:w="1111" w:type="dxa"/>
-          </w:tcPr>
-          <w:p>
-            <w:pPr>
-              <w:pStyle w:val="Compact"/>
-            </w:pPr>
-            <w:r>
-              <w:t xml:space="preserve">·</w:t>
-            </w:r>
-          </w:p>
-        </w:tc>
-        <w:tc>
-          <w:tcPr>
-            <w:tcW w:w="1111" w:type="dxa"/>
-          </w:tcPr>
-          <w:p>
-            <w:pPr>
-              <w:pStyle w:val="Compact"/>
-            </w:pPr>
-            <w:r>
-              <w:t xml:space="preserve">·</w:t>
-            </w:r>
-          </w:p>
-        </w:tc>
-        <w:tc>
-          <w:tcPr>
-            <w:tcW w:w="1111" w:type="dxa"/>
+            <w:tcW w:w="1081" w:type="dxa"/>
           </w:tcPr>
           <w:p>
             <w:pPr>
@@ -1557,14 +1488,40 @@
         </w:tc>
         <w:tc>
           <w:tcPr>
-            <w:tcW w:w="1110" w:type="dxa"/>
-          </w:tcPr>
-          <w:p>
-            <w:pPr>
-              <w:pStyle w:val="Compact"/>
-            </w:pPr>
-            <w:r>
-              <w:t xml:space="preserve">·</w:t>
+            <w:tcW w:w="1081" w:type="dxa"/>
+          </w:tcPr>
+          <w:p>
+            <w:pPr>
+              <w:pStyle w:val="Compact"/>
+            </w:pPr>
+            <w:r>
+              <w:t xml:space="preserve">✗</w:t>
+            </w:r>
+          </w:p>
+        </w:tc>
+        <w:tc>
+          <w:tcPr>
+            <w:tcW w:w="1081" w:type="dxa"/>
+          </w:tcPr>
+          <w:p>
+            <w:pPr>
+              <w:pStyle w:val="Compact"/>
+            </w:pPr>
+            <w:r>
+              <w:t xml:space="preserve">✗</w:t>
+            </w:r>
+          </w:p>
+        </w:tc>
+        <w:tc>
+          <w:tcPr>
+            <w:tcW w:w="1080" w:type="dxa"/>
+          </w:tcPr>
+          <w:p>
+            <w:pPr>
+              <w:pStyle w:val="Compact"/>
+            </w:pPr>
+            <w:r>
+              <w:t xml:space="preserve">✗</w:t>
             </w:r>
           </w:p>
         </w:tc>
@@ -1575,20 +1532,20 @@
         </w:trPr>
         <w:tc>
           <w:tcPr>
-            <w:tcW w:w="1800" w:type="dxa"/>
-          </w:tcPr>
-          <w:p>
-            <w:pPr>
-              <w:pStyle w:val="Compact"/>
-            </w:pPr>
-            <w:r>
-              <w:t xml:space="preserve">Attack-graph sensor placement [19]</w:t>
-            </w:r>
-          </w:p>
-        </w:tc>
-        <w:tc>
-          <w:tcPr>
-            <w:tcW w:w="1111" w:type="dxa"/>
+            <w:tcW w:w="2010" w:type="dxa"/>
+          </w:tcPr>
+          <w:p>
+            <w:pPr>
+              <w:pStyle w:val="Compact"/>
+            </w:pPr>
+            <w:r>
+              <w:t xml:space="preserve">Lacmou Zeutouo et al. [24]: weighted core attack graph</w:t>
+            </w:r>
+          </w:p>
+        </w:tc>
+        <w:tc>
+          <w:tcPr>
+            <w:tcW w:w="1081" w:type="dxa"/>
           </w:tcPr>
           <w:p>
             <w:pPr>
@@ -1601,20 +1558,7 @@
         </w:tc>
         <w:tc>
           <w:tcPr>
-            <w:tcW w:w="1111" w:type="dxa"/>
-          </w:tcPr>
-          <w:p>
-            <w:pPr>
-              <w:pStyle w:val="Compact"/>
-            </w:pPr>
-            <w:r>
-              <w:t xml:space="preserve">✓</w:t>
-            </w:r>
-          </w:p>
-        </w:tc>
-        <w:tc>
-          <w:tcPr>
-            <w:tcW w:w="1111" w:type="dxa"/>
+            <w:tcW w:w="1081" w:type="dxa"/>
           </w:tcPr>
           <w:p>
             <w:pPr>
@@ -1627,7 +1571,7 @@
         </w:tc>
         <w:tc>
           <w:tcPr>
-            <w:tcW w:w="1111" w:type="dxa"/>
+            <w:tcW w:w="1081" w:type="dxa"/>
           </w:tcPr>
           <w:p>
             <w:pPr>
@@ -1640,7 +1584,7 @@
         </w:tc>
         <w:tc>
           <w:tcPr>
-            <w:tcW w:w="1111" w:type="dxa"/>
+            <w:tcW w:w="1081" w:type="dxa"/>
           </w:tcPr>
           <w:p>
             <w:pPr>
@@ -1653,7 +1597,7 @@
         </w:tc>
         <w:tc>
           <w:tcPr>
-            <w:tcW w:w="1111" w:type="dxa"/>
+            <w:tcW w:w="1081" w:type="dxa"/>
           </w:tcPr>
           <w:p>
             <w:pPr>
@@ -1666,14 +1610,27 @@
         </w:tc>
         <w:tc>
           <w:tcPr>
-            <w:tcW w:w="1110" w:type="dxa"/>
-          </w:tcPr>
-          <w:p>
-            <w:pPr>
-              <w:pStyle w:val="Compact"/>
-            </w:pPr>
-            <w:r>
-              <w:t xml:space="preserve">✗</w:t>
+            <w:tcW w:w="1081" w:type="dxa"/>
+          </w:tcPr>
+          <w:p>
+            <w:pPr>
+              <w:pStyle w:val="Compact"/>
+            </w:pPr>
+            <w:r>
+              <w:t xml:space="preserve">·</w:t>
+            </w:r>
+          </w:p>
+        </w:tc>
+        <w:tc>
+          <w:tcPr>
+            <w:tcW w:w="1080" w:type="dxa"/>
+          </w:tcPr>
+          <w:p>
+            <w:pPr>
+              <w:pStyle w:val="Compact"/>
+            </w:pPr>
+            <w:r>
+              <w:t xml:space="preserve">·</w:t>
             </w:r>
           </w:p>
         </w:tc>
@@ -1684,20 +1641,46 @@
         </w:trPr>
         <w:tc>
           <w:tcPr>
-            <w:tcW w:w="1800" w:type="dxa"/>
-          </w:tcPr>
-          <w:p>
-            <w:pPr>
-              <w:pStyle w:val="Compact"/>
-            </w:pPr>
-            <w:r>
-              <w:t xml:space="preserve">CPS runtime enforcement [18]</w:t>
-            </w:r>
-          </w:p>
-        </w:tc>
-        <w:tc>
-          <w:tcPr>
-            <w:tcW w:w="1111" w:type="dxa"/>
+            <w:tcW w:w="2010" w:type="dxa"/>
+          </w:tcPr>
+          <w:p>
+            <w:pPr>
+              <w:pStyle w:val="Compact"/>
+            </w:pPr>
+            <w:r>
+              <w:t xml:space="preserve">Zhang et al. [25]: Stackelberg + deep RL</w:t>
+            </w:r>
+          </w:p>
+        </w:tc>
+        <w:tc>
+          <w:tcPr>
+            <w:tcW w:w="1081" w:type="dxa"/>
+          </w:tcPr>
+          <w:p>
+            <w:pPr>
+              <w:pStyle w:val="Compact"/>
+            </w:pPr>
+            <w:r>
+              <w:t xml:space="preserve">✓</w:t>
+            </w:r>
+          </w:p>
+        </w:tc>
+        <w:tc>
+          <w:tcPr>
+            <w:tcW w:w="1081" w:type="dxa"/>
+          </w:tcPr>
+          <w:p>
+            <w:pPr>
+              <w:pStyle w:val="Compact"/>
+            </w:pPr>
+            <w:r>
+              <w:t xml:space="preserve">✗</w:t>
+            </w:r>
+          </w:p>
+        </w:tc>
+        <w:tc>
+          <w:tcPr>
+            <w:tcW w:w="1081" w:type="dxa"/>
           </w:tcPr>
           <w:p>
             <w:pPr>
@@ -1710,20 +1693,7 @@
         </w:tc>
         <w:tc>
           <w:tcPr>
-            <w:tcW w:w="1111" w:type="dxa"/>
-          </w:tcPr>
-          <w:p>
-            <w:pPr>
-              <w:pStyle w:val="Compact"/>
-            </w:pPr>
-            <w:r>
-              <w:t xml:space="preserve">✓</w:t>
-            </w:r>
-          </w:p>
-        </w:tc>
-        <w:tc>
-          <w:tcPr>
-            <w:tcW w:w="1111" w:type="dxa"/>
+            <w:tcW w:w="1081" w:type="dxa"/>
           </w:tcPr>
           <w:p>
             <w:pPr>
@@ -1736,7 +1706,20 @@
         </w:tc>
         <w:tc>
           <w:tcPr>
-            <w:tcW w:w="1111" w:type="dxa"/>
+            <w:tcW w:w="1081" w:type="dxa"/>
+          </w:tcPr>
+          <w:p>
+            <w:pPr>
+              <w:pStyle w:val="Compact"/>
+            </w:pPr>
+            <w:r>
+              <w:t xml:space="preserve">·</w:t>
+            </w:r>
+          </w:p>
+        </w:tc>
+        <w:tc>
+          <w:tcPr>
+            <w:tcW w:w="1081" w:type="dxa"/>
           </w:tcPr>
           <w:p>
             <w:pPr>
@@ -1749,20 +1732,7 @@
         </w:tc>
         <w:tc>
           <w:tcPr>
-            <w:tcW w:w="1111" w:type="dxa"/>
-          </w:tcPr>
-          <w:p>
-            <w:pPr>
-              <w:pStyle w:val="Compact"/>
-            </w:pPr>
-            <w:r>
-              <w:t xml:space="preserve">✗</w:t>
-            </w:r>
-          </w:p>
-        </w:tc>
-        <w:tc>
-          <w:tcPr>
-            <w:tcW w:w="1111" w:type="dxa"/>
+            <w:tcW w:w="1080" w:type="dxa"/>
           </w:tcPr>
           <w:p>
             <w:pPr>
@@ -1770,19 +1740,6 @@
             </w:pPr>
             <w:r>
               <w:t xml:space="preserve">·</w:t>
-            </w:r>
-          </w:p>
-        </w:tc>
-        <w:tc>
-          <w:tcPr>
-            <w:tcW w:w="1110" w:type="dxa"/>
-          </w:tcPr>
-          <w:p>
-            <w:pPr>
-              <w:pStyle w:val="Compact"/>
-            </w:pPr>
-            <w:r>
-              <w:t xml:space="preserve">✗</w:t>
             </w:r>
           </w:p>
         </w:tc>
@@ -1793,105 +1750,400 @@
         </w:trPr>
         <w:tc>
           <w:tcPr>
-            <w:tcW w:w="1800" w:type="dxa"/>
-          </w:tcPr>
-          <w:p>
-            <w:pPr>
-              <w:pStyle w:val="Compact"/>
-            </w:pPr>
-            <w:r>
-              <w:t xml:space="preserve">TrapManager: GAT + MIP, 2026 [24]</w:t>
-            </w:r>
-          </w:p>
-        </w:tc>
-        <w:tc>
-          <w:tcPr>
-            <w:tcW w:w="1111" w:type="dxa"/>
-          </w:tcPr>
-          <w:p>
-            <w:pPr>
-              <w:pStyle w:val="Compact"/>
-            </w:pPr>
-            <w:r>
+            <w:tcW w:w="2010" w:type="dxa"/>
+          </w:tcPr>
+          <w:p>
+            <w:pPr>
+              <w:pStyle w:val="Compact"/>
+            </w:pPr>
+            <w:r>
+              <w:rPr>
+                <w:b/>
+                <w:bCs/>
+              </w:rPr>
+              <w:t xml:space="preserve">ZSTP (this paper)</w:t>
+            </w:r>
+          </w:p>
+        </w:tc>
+        <w:tc>
+          <w:tcPr>
+            <w:tcW w:w="1081" w:type="dxa"/>
+          </w:tcPr>
+          <w:p>
+            <w:pPr>
+              <w:pStyle w:val="Compact"/>
+            </w:pPr>
+            <w:r>
+              <w:rPr>
+                <w:b/>
+                <w:bCs/>
+              </w:rPr>
+              <w:t xml:space="preserve">✓ (input, not new)</w:t>
+            </w:r>
+          </w:p>
+        </w:tc>
+        <w:tc>
+          <w:tcPr>
+            <w:tcW w:w="1081" w:type="dxa"/>
+          </w:tcPr>
+          <w:p>
+            <w:pPr>
+              <w:pStyle w:val="Compact"/>
+            </w:pPr>
+            <w:r>
+              <w:rPr>
+                <w:b/>
+                <w:bCs/>
+              </w:rPr>
               <w:t xml:space="preserve">✓</w:t>
             </w:r>
           </w:p>
         </w:tc>
         <w:tc>
           <w:tcPr>
-            <w:tcW w:w="1111" w:type="dxa"/>
-          </w:tcPr>
-          <w:p>
-            <w:pPr>
-              <w:pStyle w:val="Compact"/>
-            </w:pPr>
-            <w:r>
+            <w:tcW w:w="1081" w:type="dxa"/>
+          </w:tcPr>
+          <w:p>
+            <w:pPr>
+              <w:pStyle w:val="Compact"/>
+            </w:pPr>
+            <w:r>
+              <w:rPr>
+                <w:b/>
+                <w:bCs/>
+              </w:rPr>
               <w:t xml:space="preserve">✓</w:t>
             </w:r>
           </w:p>
         </w:tc>
         <w:tc>
           <w:tcPr>
-            <w:tcW w:w="1111" w:type="dxa"/>
-          </w:tcPr>
-          <w:p>
-            <w:pPr>
-              <w:pStyle w:val="Compact"/>
-            </w:pPr>
-            <w:r>
-              <w:t xml:space="preserve">◐</w:t>
-            </w:r>
-          </w:p>
-        </w:tc>
-        <w:tc>
-          <w:tcPr>
-            <w:tcW w:w="1111" w:type="dxa"/>
-          </w:tcPr>
-          <w:p>
-            <w:pPr>
-              <w:pStyle w:val="Compact"/>
-            </w:pPr>
-            <w:r>
-              <w:t xml:space="preserve">✗</w:t>
-            </w:r>
-          </w:p>
-        </w:tc>
-        <w:tc>
-          <w:tcPr>
-            <w:tcW w:w="1111" w:type="dxa"/>
-          </w:tcPr>
-          <w:p>
-            <w:pPr>
-              <w:pStyle w:val="Compact"/>
-            </w:pPr>
-            <w:r>
-              <w:t xml:space="preserve">✗</w:t>
-            </w:r>
-          </w:p>
-        </w:tc>
-        <w:tc>
-          <w:tcPr>
-            <w:tcW w:w="1111" w:type="dxa"/>
-          </w:tcPr>
-          <w:p>
-            <w:pPr>
-              <w:pStyle w:val="Compact"/>
-            </w:pPr>
-            <w:r>
-              <w:t xml:space="preserve">✗</w:t>
-            </w:r>
-          </w:p>
-        </w:tc>
-        <w:tc>
-          <w:tcPr>
-            <w:tcW w:w="1110" w:type="dxa"/>
-          </w:tcPr>
-          <w:p>
-            <w:pPr>
-              <w:pStyle w:val="Compact"/>
-            </w:pPr>
-            <w:r>
-              <w:t xml:space="preserve">✗</w:t>
+            <w:tcW w:w="1081" w:type="dxa"/>
+          </w:tcPr>
+          <w:p>
+            <w:pPr>
+              <w:pStyle w:val="Compact"/>
+            </w:pPr>
+            <w:r>
+              <w:rPr>
+                <w:b/>
+                <w:bCs/>
+              </w:rPr>
+              <w:t xml:space="preserve">✓</w:t>
+            </w:r>
+          </w:p>
+        </w:tc>
+        <w:tc>
+          <w:tcPr>
+            <w:tcW w:w="1081" w:type="dxa"/>
+          </w:tcPr>
+          <w:p>
+            <w:pPr>
+              <w:pStyle w:val="Compact"/>
+            </w:pPr>
+            <w:r>
+              <w:rPr>
+                <w:b/>
+                <w:bCs/>
+              </w:rPr>
+              <w:t xml:space="preserve">✓</w:t>
+            </w:r>
+          </w:p>
+        </w:tc>
+        <w:tc>
+          <w:tcPr>
+            <w:tcW w:w="1081" w:type="dxa"/>
+          </w:tcPr>
+          <w:p>
+            <w:pPr>
+              <w:pStyle w:val="Compact"/>
+            </w:pPr>
+            <w:r>
+              <w:rPr>
+                <w:b/>
+                <w:bCs/>
+              </w:rPr>
+              <w:t xml:space="preserve">✓</w:t>
+            </w:r>
+          </w:p>
+        </w:tc>
+        <w:tc>
+          <w:tcPr>
+            <w:tcW w:w="1080" w:type="dxa"/>
+          </w:tcPr>
+          <w:p>
+            <w:pPr>
+              <w:pStyle w:val="Compact"/>
+            </w:pPr>
+            <w:r>
+              <w:rPr>
+                <w:b/>
+                <w:bCs/>
+              </w:rPr>
+              <w:t xml:space="preserve">✓</w:t>
+            </w:r>
+          </w:p>
+        </w:tc>
+      </w:tr>
+    </w:tbl>
+    <w:p>
+      <w:pPr>
+        <w:pStyle w:val="BodyText"/>
+      </w:pPr>
+      <w:r>
+        <w:rPr>
+          <w:b/>
+          <w:bCs/>
+        </w:rPr>
+        <w:t xml:space="preserve">What already exists and what is new.</w:t>
+      </w:r>
+      <w:r>
+        <w:t xml:space="preserve"> Read against the 2026 placement papers, the elements of ZSTP fall into two groups. The following are already established and are not claimed as contributions:</w:t>
+      </w:r>
+    </w:p>
+    <w:p>
+      <w:pPr>
+        <w:pStyle w:val="Compact"/>
+        <w:numPr>
+          <w:ilvl w:val="0"/>
+          <w:numId w:val="13"/>
+        </w:numPr>
+      </w:pPr>
+      <w:r>
+        <w:t xml:space="preserve">Attack-path and critical-path coverage, and early interception before the target (layers L3 and L4) [21, 23, 24].</w:t>
+      </w:r>
+    </w:p>
+    <w:p>
+      <w:pPr>
+        <w:pStyle w:val="Compact"/>
+        <w:numPr>
+          <w:ilvl w:val="0"/>
+          <w:numId w:val="13"/>
+        </w:numPr>
+      </w:pPr>
+      <w:r>
+        <w:t xml:space="preserve">Exact optimization of honeypot placement by mixed-integer programming [21, 23]; the use of MaxSAT instead of a mixed-integer program is a modeling choice, not by itself a contribution.</w:t>
+      </w:r>
+    </w:p>
+    <w:p>
+      <w:pPr>
+        <w:pStyle w:val="Compact"/>
+        <w:numPr>
+          <w:ilvl w:val="0"/>
+          <w:numId w:val="13"/>
+        </w:numPr>
+      </w:pPr>
+      <w:r>
+        <w:t xml:space="preserve">Several attacker types or profiles [21, 22].</w:t>
+      </w:r>
+    </w:p>
+    <w:p>
+      <w:pPr>
+        <w:pStyle w:val="Compact"/>
+        <w:numPr>
+          <w:ilvl w:val="0"/>
+          <w:numId w:val="13"/>
+        </w:numPr>
+      </w:pPr>
+      <w:r>
+        <w:t xml:space="preserve">Re-optimization when alerts or threat intelligence arrive [21, 23, 25]; Algorithm 1 follows this pattern.</w:t>
+      </w:r>
+    </w:p>
+    <w:p>
+      <w:pPr>
+        <w:pStyle w:val="Compact"/>
+        <w:numPr>
+          <w:ilvl w:val="0"/>
+          <w:numId w:val="13"/>
+        </w:numPr>
+      </w:pPr>
+      <w:r>
+        <w:t xml:space="preserve">Budget constraints [21, 23, 25] and a requirement to cover critical attack paths in a single placement [23].</w:t>
+      </w:r>
+    </w:p>
+    <w:p>
+      <w:pPr>
+        <w:pStyle w:val="BodyText"/>
+      </w:pPr>
+      <w:r>
+        <w:t xml:space="preserve">The following are, to our knowledge, new in ZSTP:</w:t>
+      </w:r>
+    </w:p>
+    <w:p>
+      <w:pPr>
+        <w:pStyle w:val="Compact"/>
+        <w:numPr>
+          <w:ilvl w:val="0"/>
+          <w:numId w:val="13"/>
+        </w:numPr>
+      </w:pPr>
+      <w:r>
+        <w:rPr>
+          <w:b/>
+          <w:bCs/>
+        </w:rPr>
+        <w:t xml:space="preserve">Per-decoy, per-profile recognition inside the optimization.</w:t>
+      </w:r>
+      <w:r>
+        <w:t xml:space="preserve"> A decoy stops earning credit once its trap type has stood in the same zone, or its fingerprint has been shown, in the preceding τ_d or τ_dp slots (C9, C13). TrapManager assumes traps are not recognized before interaction [23], and the Bayesian Stackelberg allocation [21] treats entering a honeypot as detection without modeling recognition; Table 2a summarizes the other 2026 placement papers.</w:t>
+      </w:r>
+    </w:p>
+    <w:p>
+      <w:pPr>
+        <w:pStyle w:val="Compact"/>
+        <w:numPr>
+          <w:ilvl w:val="0"/>
+          <w:numId w:val="13"/>
+        </w:numPr>
+      </w:pPr>
+      <w:r>
+        <w:rPr>
+          <w:b/>
+          <w:bCs/>
+        </w:rPr>
+        <w:t xml:space="preserve">Decoy identity as a decision axis.</w:t>
+      </w:r>
+      <w:r>
+        <w:t xml:space="preserve"> Personas p = (r, f) separate role plausibility from fingerprint, and hard rules forbid showing a fingerprint twice in one slot (C12, C14); in the 2026 placement models [21, 23], a decoy is a location without a separate identity.</w:t>
+      </w:r>
+    </w:p>
+    <w:p>
+      <w:pPr>
+        <w:pStyle w:val="Compact"/>
+        <w:numPr>
+          <w:ilvl w:val="0"/>
+          <w:numId w:val="13"/>
+        </w:numPr>
+      </w:pPr>
+      <w:r>
+        <w:rPr>
+          <w:b/>
+          <w:bCs/>
+        </w:rPr>
+        <w:t xml:space="preserve">A multi-slot schedule with inter-slot hard rules.</w:t>
+      </w:r>
+      <w:r>
+        <w:t xml:space="preserve"> The churn rule (C8) and the critical-hop minimum-frequency and maximum-gap rules (C10a, C10b) constrain the schedule across slots, extending the single-placement path coverage of [23]; the 2026 works re-solve a placement per round or per alert [21, 23] rather than planning a horizon under such rules.</w:t>
+      </w:r>
+    </w:p>
+    <w:p>
+      <w:pPr>
+        <w:pStyle w:val="Compact"/>
+        <w:numPr>
+          <w:ilvl w:val="0"/>
+          <w:numId w:val="13"/>
+        </w:numPr>
+      </w:pPr>
+      <w:r>
+        <w:rPr>
+          <w:b/>
+          <w:bCs/>
+        </w:rPr>
+        <w:t xml:space="preserve">A worst-case objective with an independently checked optimality proof.</w:t>
+      </w:r>
+      <w:r>
+        <w:t xml:space="preserve"> Bayesian Stackelberg allocation [21, 22] maximizes expected payoff under a prior over attacker types, the learning-based deployment of [25] gives no optimality proof, and TrapManager [23] solves a single-attacker program; none reports a machine-checkable proof that no rule-compliant schedule has a higher worst case.</w:t>
+      </w:r>
+    </w:p>
+    <w:p>
+      <w:pPr>
+        <w:pStyle w:val="Compact"/>
+        <w:numPr>
+          <w:ilvl w:val="0"/>
+          <w:numId w:val="13"/>
+        </w:numPr>
+      </w:pPr>
+      <w:r>
+        <w:rPr>
+          <w:b/>
+          <w:bCs/>
+        </w:rPr>
+        <w:t xml:space="preserve">Results that follow only from combining the four elements above:</w:t>
+      </w:r>
+      <w:r>
+        <w:t xml:space="preserve"> the zero-burn infeasibility result (Section 4.2), the +28.8% gain in r* from fingerprint rotation (Section 7.7), and the 33.1% worst-case loss of the medium-profile optimum (Section 1).</w:t>
+      </w:r>
+    </w:p>
+    <w:p>
+      <w:pPr>
+        <w:pStyle w:val="BodyText"/>
+        <w:keepNext/>
+      </w:pPr>
+      <w:r>
+        <w:rPr>
+          <w:b/>
+          <w:bCs/>
+        </w:rPr>
+        <w:t xml:space="preserve">Table 2b.</w:t>
+      </w:r>
+      <w:r>
+        <w:t xml:space="preserve"> ZSTP compared with each peer-reviewed 2026 honeypot-placement paper: what the paper already does (not claimed by ZSTP) and what ZSTP adds. Characterizations follow each paper's published description; rule identifiers refer to Table 5.</w:t>
+      </w:r>
+    </w:p>
+    <w:tbl>
+      <w:tblPr>
+        <w:tblStyle w:val="Table"/>
+        <w:tblW w:w="5000" w:type="pct"/>
+        <w:tblLook w:val="0020" w:firstRow="1" w:lastRow="0" w:firstColumn="0" w:lastColumn="0" w:noHBand="0" w:noVBand="0"/>
+      </w:tblPr>
+      <w:tblGrid>
+        <w:gridCol w:w="2000"/>
+        <w:gridCol w:w="3600"/>
+        <w:gridCol w:w="3976"/>
+      </w:tblGrid>
+      <w:tr>
+        <w:trPr>
+          <w:cnfStyle w:val="100000000000" w:firstRow="1" w:lastRow="0" w:firstColumn="0" w:lastColumn="0" w:oddVBand="0" w:evenVBand="0" w:oddHBand="0" w:evenHBand="0" w:firstRowFirstColumn="0" w:firstRowLastColumn="0" w:lastRowFirstColumn="0" w:lastRowLastColumn="0"/>
+          <w:tblHeader/>
+        </w:trPr>
+        <w:tc>
+          <w:tcPr>
+            <w:tcW w:w="2000" w:type="dxa"/>
+          </w:tcPr>
+          <w:p>
+            <w:pPr>
+              <w:pStyle w:val="Compact"/>
+            </w:pPr>
+            <w:r>
+              <w:rPr>
+                <w:b/>
+                <w:bCs/>
+              </w:rPr>
+              <w:t xml:space="preserve">2026 placement paper</w:t>
+            </w:r>
+          </w:p>
+        </w:tc>
+        <w:tc>
+          <w:tcPr>
+            <w:tcW w:w="3600" w:type="dxa"/>
+          </w:tcPr>
+          <w:p>
+            <w:pPr>
+              <w:pStyle w:val="Compact"/>
+            </w:pPr>
+            <w:r>
+              <w:rPr>
+                <w:b/>
+                <w:bCs/>
+              </w:rPr>
+              <w:t xml:space="preserve">Already does (not claimed by ZSTP)</w:t>
+            </w:r>
+          </w:p>
+        </w:tc>
+        <w:tc>
+          <w:tcPr>
+            <w:tcW w:w="3976" w:type="dxa"/>
+          </w:tcPr>
+          <w:p>
+            <w:pPr>
+              <w:pStyle w:val="Compact"/>
+            </w:pPr>
+            <w:r>
+              <w:rPr>
+                <w:b/>
+                <w:bCs/>
+              </w:rPr>
+              <w:t xml:space="preserve">What ZSTP adds (novel)</w:t>
             </w:r>
           </w:p>
         </w:tc>
@@ -1902,105 +2154,40 @@
         </w:trPr>
         <w:tc>
           <w:tcPr>
-            <w:tcW w:w="1800" w:type="dxa"/>
-          </w:tcPr>
-          <w:p>
-            <w:pPr>
-              <w:pStyle w:val="Compact"/>
-            </w:pPr>
-            <w:r>
-              <w:t xml:space="preserve">Weighted core attack graph, 2026 [25]</w:t>
-            </w:r>
-          </w:p>
-        </w:tc>
-        <w:tc>
-          <w:tcPr>
-            <w:tcW w:w="1111" w:type="dxa"/>
-          </w:tcPr>
-          <w:p>
-            <w:pPr>
-              <w:pStyle w:val="Compact"/>
-            </w:pPr>
-            <w:r>
-              <w:t xml:space="preserve">✓</w:t>
-            </w:r>
-          </w:p>
-        </w:tc>
-        <w:tc>
-          <w:tcPr>
-            <w:tcW w:w="1111" w:type="dxa"/>
-          </w:tcPr>
-          <w:p>
-            <w:pPr>
-              <w:pStyle w:val="Compact"/>
-            </w:pPr>
-            <w:r>
-              <w:t xml:space="preserve">·</w:t>
-            </w:r>
-          </w:p>
-        </w:tc>
-        <w:tc>
-          <w:tcPr>
-            <w:tcW w:w="1111" w:type="dxa"/>
-          </w:tcPr>
-          <w:p>
-            <w:pPr>
-              <w:pStyle w:val="Compact"/>
-            </w:pPr>
-            <w:r>
-              <w:t xml:space="preserve">·</w:t>
-            </w:r>
-          </w:p>
-        </w:tc>
-        <w:tc>
-          <w:tcPr>
-            <w:tcW w:w="1111" w:type="dxa"/>
-          </w:tcPr>
-          <w:p>
-            <w:pPr>
-              <w:pStyle w:val="Compact"/>
-            </w:pPr>
-            <w:r>
-              <w:t xml:space="preserve">·</w:t>
-            </w:r>
-          </w:p>
-        </w:tc>
-        <w:tc>
-          <w:tcPr>
-            <w:tcW w:w="1111" w:type="dxa"/>
-          </w:tcPr>
-          <w:p>
-            <w:pPr>
-              <w:pStyle w:val="Compact"/>
-            </w:pPr>
-            <w:r>
-              <w:t xml:space="preserve">·</w:t>
-            </w:r>
-          </w:p>
-        </w:tc>
-        <w:tc>
-          <w:tcPr>
-            <w:tcW w:w="1111" w:type="dxa"/>
-          </w:tcPr>
-          <w:p>
-            <w:pPr>
-              <w:pStyle w:val="Compact"/>
-            </w:pPr>
-            <w:r>
-              <w:t xml:space="preserve">·</w:t>
-            </w:r>
-          </w:p>
-        </w:tc>
-        <w:tc>
-          <w:tcPr>
-            <w:tcW w:w="1110" w:type="dxa"/>
-          </w:tcPr>
-          <w:p>
-            <w:pPr>
-              <w:pStyle w:val="Compact"/>
-            </w:pPr>
-            <w:r>
-              <w:t xml:space="preserve">·</w:t>
+            <w:tcW w:w="2000" w:type="dxa"/>
+          </w:tcPr>
+          <w:p>
+            <w:pPr>
+              <w:pStyle w:val="Compact"/>
+            </w:pPr>
+            <w:r>
+              <w:t xml:space="preserve">Park and Dagher [21]</w:t>
+            </w:r>
+          </w:p>
+        </w:tc>
+        <w:tc>
+          <w:tcPr>
+            <w:tcW w:w="3600" w:type="dxa"/>
+          </w:tcPr>
+          <w:p>
+            <w:pPr>
+              <w:pStyle w:val="Compact"/>
+            </w:pPr>
+            <w:r>
+              <w:t xml:space="preserve">Attack-graph placement against several attacker types; Bayesian Stackelberg game solved as a DOBSS-style MILP each round, with beliefs updated from IDS observations.</w:t>
+            </w:r>
+          </w:p>
+        </w:tc>
+        <w:tc>
+          <w:tcPr>
+            <w:tcW w:w="3976" w:type="dxa"/>
+          </w:tcPr>
+          <w:p>
+            <w:pPr>
+              <w:pStyle w:val="Compact"/>
+            </w:pPr>
+            <w:r>
+              <w:t xml:space="preserve">Per-decoy recognition (C9, C13); identity rules (C12, C14); inter-slot rules (C8, C10a, C10b) over a planning horizon; worst case over profiles with an independently checked proof instead of expected payoff under a prior.</w:t>
             </w:r>
           </w:p>
         </w:tc>
@@ -2011,105 +2198,40 @@
         </w:trPr>
         <w:tc>
           <w:tcPr>
-            <w:tcW w:w="1800" w:type="dxa"/>
-          </w:tcPr>
-          <w:p>
-            <w:pPr>
-              <w:pStyle w:val="Compact"/>
-            </w:pPr>
-            <w:r>
-              <w:t xml:space="preserve">Bayesian Stackelberg, multi-attacker, 2026 [22]</w:t>
-            </w:r>
-          </w:p>
-        </w:tc>
-        <w:tc>
-          <w:tcPr>
-            <w:tcW w:w="1111" w:type="dxa"/>
-          </w:tcPr>
-          <w:p>
-            <w:pPr>
-              <w:pStyle w:val="Compact"/>
-            </w:pPr>
-            <w:r>
-              <w:t xml:space="preserve">✓</w:t>
-            </w:r>
-          </w:p>
-        </w:tc>
-        <w:tc>
-          <w:tcPr>
-            <w:tcW w:w="1111" w:type="dxa"/>
-          </w:tcPr>
-          <w:p>
-            <w:pPr>
-              <w:pStyle w:val="Compact"/>
-            </w:pPr>
-            <w:r>
-              <w:t xml:space="preserve">✓</w:t>
-            </w:r>
-          </w:p>
-        </w:tc>
-        <w:tc>
-          <w:tcPr>
-            <w:tcW w:w="1111" w:type="dxa"/>
-          </w:tcPr>
-          <w:p>
-            <w:pPr>
-              <w:pStyle w:val="Compact"/>
-            </w:pPr>
-            <w:r>
-              <w:t xml:space="preserve">✗</w:t>
-            </w:r>
-          </w:p>
-        </w:tc>
-        <w:tc>
-          <w:tcPr>
-            <w:tcW w:w="1111" w:type="dxa"/>
-          </w:tcPr>
-          <w:p>
-            <w:pPr>
-              <w:pStyle w:val="Compact"/>
-            </w:pPr>
-            <w:r>
-              <w:t xml:space="preserve">✗</w:t>
-            </w:r>
-          </w:p>
-        </w:tc>
-        <w:tc>
-          <w:tcPr>
-            <w:tcW w:w="1111" w:type="dxa"/>
-          </w:tcPr>
-          <w:p>
-            <w:pPr>
-              <w:pStyle w:val="Compact"/>
-            </w:pPr>
-            <w:r>
-              <w:t xml:space="preserve">✓</w:t>
-            </w:r>
-          </w:p>
-        </w:tc>
-        <w:tc>
-          <w:tcPr>
-            <w:tcW w:w="1111" w:type="dxa"/>
-          </w:tcPr>
-          <w:p>
-            <w:pPr>
-              <w:pStyle w:val="Compact"/>
-            </w:pPr>
-            <w:r>
-              <w:t xml:space="preserve">✗</w:t>
-            </w:r>
-          </w:p>
-        </w:tc>
-        <w:tc>
-          <w:tcPr>
-            <w:tcW w:w="1110" w:type="dxa"/>
-          </w:tcPr>
-          <w:p>
-            <w:pPr>
-              <w:pStyle w:val="Compact"/>
-            </w:pPr>
-            <w:r>
-              <w:t xml:space="preserve">✗</w:t>
+            <w:tcW w:w="2000" w:type="dxa"/>
+          </w:tcPr>
+          <w:p>
+            <w:pPr>
+              <w:pStyle w:val="Compact"/>
+            </w:pPr>
+            <w:r>
+              <w:t xml:space="preserve">Voznyi et al. [22]</w:t>
+            </w:r>
+          </w:p>
+        </w:tc>
+        <w:tc>
+          <w:tcPr>
+            <w:tcW w:w="3600" w:type="dxa"/>
+          </w:tcPr>
+          <w:p>
+            <w:pPr>
+              <w:pStyle w:val="Compact"/>
+            </w:pPr>
+            <w:r>
+              <w:t xml:space="preserve">Bayesian Stackelberg honeypot placement coupled with attacker-type inference.</w:t>
+            </w:r>
+          </w:p>
+        </w:tc>
+        <w:tc>
+          <w:tcPr>
+            <w:tcW w:w="3976" w:type="dxa"/>
+          </w:tcPr>
+          <w:p>
+            <w:pPr>
+              <w:pStyle w:val="Compact"/>
+            </w:pPr>
+            <w:r>
+              <w:t xml:space="preserve">Worst case over profiles instead of expected payoff; per-decoy burn; decoy identity as a decision axis.</w:t>
             </w:r>
           </w:p>
         </w:tc>
@@ -2120,105 +2242,40 @@
         </w:trPr>
         <w:tc>
           <w:tcPr>
-            <w:tcW w:w="1800" w:type="dxa"/>
-          </w:tcPr>
-          <w:p>
-            <w:pPr>
-              <w:pStyle w:val="Compact"/>
-            </w:pPr>
-            <w:r>
-              <w:t xml:space="preserve">Bayesian Stackelberg, type inference, 2026 [23]</w:t>
-            </w:r>
-          </w:p>
-        </w:tc>
-        <w:tc>
-          <w:tcPr>
-            <w:tcW w:w="1111" w:type="dxa"/>
-          </w:tcPr>
-          <w:p>
-            <w:pPr>
-              <w:pStyle w:val="Compact"/>
-            </w:pPr>
-            <w:r>
-              <w:t xml:space="preserve">·</w:t>
-            </w:r>
-          </w:p>
-        </w:tc>
-        <w:tc>
-          <w:tcPr>
-            <w:tcW w:w="1111" w:type="dxa"/>
-          </w:tcPr>
-          <w:p>
-            <w:pPr>
-              <w:pStyle w:val="Compact"/>
-            </w:pPr>
-            <w:r>
-              <w:t xml:space="preserve">·</w:t>
-            </w:r>
-          </w:p>
-        </w:tc>
-        <w:tc>
-          <w:tcPr>
-            <w:tcW w:w="1111" w:type="dxa"/>
-          </w:tcPr>
-          <w:p>
-            <w:pPr>
-              <w:pStyle w:val="Compact"/>
-            </w:pPr>
-            <w:r>
-              <w:t xml:space="preserve">·</w:t>
-            </w:r>
-          </w:p>
-        </w:tc>
-        <w:tc>
-          <w:tcPr>
-            <w:tcW w:w="1111" w:type="dxa"/>
-          </w:tcPr>
-          <w:p>
-            <w:pPr>
-              <w:pStyle w:val="Compact"/>
-            </w:pPr>
-            <w:r>
-              <w:t xml:space="preserve">·</w:t>
-            </w:r>
-          </w:p>
-        </w:tc>
-        <w:tc>
-          <w:tcPr>
-            <w:tcW w:w="1111" w:type="dxa"/>
-          </w:tcPr>
-          <w:p>
-            <w:pPr>
-              <w:pStyle w:val="Compact"/>
-            </w:pPr>
-            <w:r>
-              <w:t xml:space="preserve">✓</w:t>
-            </w:r>
-          </w:p>
-        </w:tc>
-        <w:tc>
-          <w:tcPr>
-            <w:tcW w:w="1111" w:type="dxa"/>
-          </w:tcPr>
-          <w:p>
-            <w:pPr>
-              <w:pStyle w:val="Compact"/>
-            </w:pPr>
-            <w:r>
-              <w:t xml:space="preserve">✗</w:t>
-            </w:r>
-          </w:p>
-        </w:tc>
-        <w:tc>
-          <w:tcPr>
-            <w:tcW w:w="1110" w:type="dxa"/>
-          </w:tcPr>
-          <w:p>
-            <w:pPr>
-              <w:pStyle w:val="Compact"/>
-            </w:pPr>
-            <w:r>
-              <w:t xml:space="preserve">·</w:t>
+            <w:tcW w:w="2000" w:type="dxa"/>
+          </w:tcPr>
+          <w:p>
+            <w:pPr>
+              <w:pStyle w:val="Compact"/>
+            </w:pPr>
+            <w:r>
+              <w:t xml:space="preserve">Liu et al. [23] (TrapManager)</w:t>
+            </w:r>
+          </w:p>
+        </w:tc>
+        <w:tc>
+          <w:tcPr>
+            <w:tcW w:w="3600" w:type="dxa"/>
+          </w:tcPr>
+          <w:p>
+            <w:pPr>
+              <w:pStyle w:val="Compact"/>
+            </w:pPr>
+            <w:r>
+              <w:t xml:space="preserve">Critical attack paths ranked by a graph attention network; budgeted MIP placement with mandatory top-K path coverage; re-solve when a trap fires; early interception.</w:t>
+            </w:r>
+          </w:p>
+        </w:tc>
+        <w:tc>
+          <w:tcPr>
+            <w:tcW w:w="3976" w:type="dxa"/>
+          </w:tcPr>
+          <w:p>
+            <w:pPr>
+              <w:pStyle w:val="Compact"/>
+            </w:pPr>
+            <w:r>
+              <w:t xml:space="preserve">Recognition per decoy and profile (TrapManager assumes traps are not recognized); identity rules; minimum-frequency and maximum-gap coverage over several slots instead of single-placement coverage; several attacker profiles; optimality proof.</w:t>
             </w:r>
           </w:p>
         </w:tc>
@@ -2229,105 +2286,40 @@
         </w:trPr>
         <w:tc>
           <w:tcPr>
-            <w:tcW w:w="1800" w:type="dxa"/>
-          </w:tcPr>
-          <w:p>
-            <w:pPr>
-              <w:pStyle w:val="Compact"/>
-            </w:pPr>
-            <w:r>
-              <w:t xml:space="preserve">Stackelberg + deep RL, 2026 [26]</w:t>
-            </w:r>
-          </w:p>
-        </w:tc>
-        <w:tc>
-          <w:tcPr>
-            <w:tcW w:w="1111" w:type="dxa"/>
-          </w:tcPr>
-          <w:p>
-            <w:pPr>
-              <w:pStyle w:val="Compact"/>
-            </w:pPr>
-            <w:r>
-              <w:t xml:space="preserve">✓</w:t>
-            </w:r>
-          </w:p>
-        </w:tc>
-        <w:tc>
-          <w:tcPr>
-            <w:tcW w:w="1111" w:type="dxa"/>
-          </w:tcPr>
-          <w:p>
-            <w:pPr>
-              <w:pStyle w:val="Compact"/>
-            </w:pPr>
-            <w:r>
-              <w:t xml:space="preserve">✗</w:t>
-            </w:r>
-          </w:p>
-        </w:tc>
-        <w:tc>
-          <w:tcPr>
-            <w:tcW w:w="1111" w:type="dxa"/>
-          </w:tcPr>
-          <w:p>
-            <w:pPr>
-              <w:pStyle w:val="Compact"/>
-            </w:pPr>
-            <w:r>
-              <w:t xml:space="preserve">·</w:t>
-            </w:r>
-          </w:p>
-        </w:tc>
-        <w:tc>
-          <w:tcPr>
-            <w:tcW w:w="1111" w:type="dxa"/>
-          </w:tcPr>
-          <w:p>
-            <w:pPr>
-              <w:pStyle w:val="Compact"/>
-            </w:pPr>
-            <w:r>
-              <w:t xml:space="preserve">·</w:t>
-            </w:r>
-          </w:p>
-        </w:tc>
-        <w:tc>
-          <w:tcPr>
-            <w:tcW w:w="1111" w:type="dxa"/>
-          </w:tcPr>
-          <w:p>
-            <w:pPr>
-              <w:pStyle w:val="Compact"/>
-            </w:pPr>
-            <w:r>
-              <w:t xml:space="preserve">·</w:t>
-            </w:r>
-          </w:p>
-        </w:tc>
-        <w:tc>
-          <w:tcPr>
-            <w:tcW w:w="1111" w:type="dxa"/>
-          </w:tcPr>
-          <w:p>
-            <w:pPr>
-              <w:pStyle w:val="Compact"/>
-            </w:pPr>
-            <w:r>
-              <w:t xml:space="preserve">✗</w:t>
-            </w:r>
-          </w:p>
-        </w:tc>
-        <w:tc>
-          <w:tcPr>
-            <w:tcW w:w="1110" w:type="dxa"/>
-          </w:tcPr>
-          <w:p>
-            <w:pPr>
-              <w:pStyle w:val="Compact"/>
-            </w:pPr>
-            <w:r>
-              <w:t xml:space="preserve">·</w:t>
+            <w:tcW w:w="2000" w:type="dxa"/>
+          </w:tcPr>
+          <w:p>
+            <w:pPr>
+              <w:pStyle w:val="Compact"/>
+            </w:pPr>
+            <w:r>
+              <w:t xml:space="preserve">Lacmou Zeutouo et al. [24]</w:t>
+            </w:r>
+          </w:p>
+        </w:tc>
+        <w:tc>
+          <w:tcPr>
+            <w:tcW w:w="3600" w:type="dxa"/>
+          </w:tcPr>
+          <w:p>
+            <w:pPr>
+              <w:pStyle w:val="Compact"/>
+            </w:pPr>
+            <w:r>
+              <w:t xml:space="preserve">Weighted core attack graph that ranks and preserves attack paths for honeypot allocation against lateral movement.</w:t>
+            </w:r>
+          </w:p>
+        </w:tc>
+        <w:tc>
+          <w:tcPr>
+            <w:tcW w:w="3976" w:type="dxa"/>
+          </w:tcPr>
+          <w:p>
+            <w:pPr>
+              <w:pStyle w:val="Compact"/>
+            </w:pPr>
+            <w:r>
+              <w:t xml:space="preserve">Complementary: its reduced paths could populate Π; ZSTP adds the time, identity and burn structure and the certified schedule over those paths.</w:t>
             </w:r>
           </w:p>
         </w:tc>
@@ -2338,355 +2330,40 @@
         </w:trPr>
         <w:tc>
           <w:tcPr>
-            <w:tcW w:w="1800" w:type="dxa"/>
-          </w:tcPr>
-          <w:p>
-            <w:pPr>
-              <w:pStyle w:val="Compact"/>
-            </w:pPr>
-            <w:r>
-              <w:t xml:space="preserve">Co-ADAM signaling game + deep RL, 2026 [27]</w:t>
-            </w:r>
-          </w:p>
-        </w:tc>
-        <w:tc>
-          <w:tcPr>
-            <w:tcW w:w="1111" w:type="dxa"/>
-          </w:tcPr>
-          <w:p>
-            <w:pPr>
-              <w:pStyle w:val="Compact"/>
-            </w:pPr>
-            <w:r>
-              <w:t xml:space="preserve">·</w:t>
-            </w:r>
-          </w:p>
-        </w:tc>
-        <w:tc>
-          <w:tcPr>
-            <w:tcW w:w="1111" w:type="dxa"/>
-          </w:tcPr>
-          <w:p>
-            <w:pPr>
-              <w:pStyle w:val="Compact"/>
-            </w:pPr>
-            <w:r>
-              <w:t xml:space="preserve">✗</w:t>
-            </w:r>
-          </w:p>
-        </w:tc>
-        <w:tc>
-          <w:tcPr>
-            <w:tcW w:w="1111" w:type="dxa"/>
-          </w:tcPr>
-          <w:p>
-            <w:pPr>
-              <w:pStyle w:val="Compact"/>
-            </w:pPr>
-            <w:r>
-              <w:t xml:space="preserve">◐</w:t>
-            </w:r>
-          </w:p>
-        </w:tc>
-        <w:tc>
-          <w:tcPr>
-            <w:tcW w:w="1111" w:type="dxa"/>
-          </w:tcPr>
-          <w:p>
-            <w:pPr>
-              <w:pStyle w:val="Compact"/>
-            </w:pPr>
-            <w:r>
-              <w:t xml:space="preserve">◐</w:t>
-            </w:r>
-          </w:p>
-        </w:tc>
-        <w:tc>
-          <w:tcPr>
-            <w:tcW w:w="1111" w:type="dxa"/>
-          </w:tcPr>
-          <w:p>
-            <w:pPr>
-              <w:pStyle w:val="Compact"/>
-            </w:pPr>
-            <w:r>
-              <w:t xml:space="preserve">◐</w:t>
-            </w:r>
-          </w:p>
-        </w:tc>
-        <w:tc>
-          <w:tcPr>
-            <w:tcW w:w="1111" w:type="dxa"/>
-          </w:tcPr>
-          <w:p>
-            <w:pPr>
-              <w:pStyle w:val="Compact"/>
-            </w:pPr>
-            <w:r>
-              <w:t xml:space="preserve">✗</w:t>
-            </w:r>
-          </w:p>
-        </w:tc>
-        <w:tc>
-          <w:tcPr>
-            <w:tcW w:w="1110" w:type="dxa"/>
-          </w:tcPr>
-          <w:p>
-            <w:pPr>
-              <w:pStyle w:val="Compact"/>
-            </w:pPr>
-            <w:r>
-              <w:t xml:space="preserve">✗</w:t>
-            </w:r>
-          </w:p>
-        </w:tc>
-      </w:tr>
-      <w:tr>
-        <w:trPr>
-          <w:cantSplit/>
-        </w:trPr>
-        <w:tc>
-          <w:tcPr>
-            <w:tcW w:w="1800" w:type="dxa"/>
-          </w:tcPr>
-          <w:p>
-            <w:pPr>
-              <w:pStyle w:val="Compact"/>
-            </w:pPr>
-            <w:r>
-              <w:t xml:space="preserve">Deception game evaluation, 2026 [28]</w:t>
-            </w:r>
-          </w:p>
-        </w:tc>
-        <w:tc>
-          <w:tcPr>
-            <w:tcW w:w="1111" w:type="dxa"/>
-          </w:tcPr>
-          <w:p>
-            <w:pPr>
-              <w:pStyle w:val="Compact"/>
-            </w:pPr>
-            <w:r>
-              <w:t xml:space="preserve">·</w:t>
-            </w:r>
-          </w:p>
-        </w:tc>
-        <w:tc>
-          <w:tcPr>
-            <w:tcW w:w="1111" w:type="dxa"/>
-          </w:tcPr>
-          <w:p>
-            <w:pPr>
-              <w:pStyle w:val="Compact"/>
-            </w:pPr>
-            <w:r>
-              <w:t xml:space="preserve">·</w:t>
-            </w:r>
-          </w:p>
-        </w:tc>
-        <w:tc>
-          <w:tcPr>
-            <w:tcW w:w="1111" w:type="dxa"/>
-          </w:tcPr>
-          <w:p>
-            <w:pPr>
-              <w:pStyle w:val="Compact"/>
-            </w:pPr>
-            <w:r>
-              <w:t xml:space="preserve">·</w:t>
-            </w:r>
-          </w:p>
-        </w:tc>
-        <w:tc>
-          <w:tcPr>
-            <w:tcW w:w="1111" w:type="dxa"/>
-          </w:tcPr>
-          <w:p>
-            <w:pPr>
-              <w:pStyle w:val="Compact"/>
-            </w:pPr>
-            <w:r>
-              <w:t xml:space="preserve">◐</w:t>
-            </w:r>
-          </w:p>
-        </w:tc>
-        <w:tc>
-          <w:tcPr>
-            <w:tcW w:w="1111" w:type="dxa"/>
-          </w:tcPr>
-          <w:p>
-            <w:pPr>
-              <w:pStyle w:val="Compact"/>
-            </w:pPr>
-            <w:r>
-              <w:t xml:space="preserve">·</w:t>
-            </w:r>
-          </w:p>
-        </w:tc>
-        <w:tc>
-          <w:tcPr>
-            <w:tcW w:w="1111" w:type="dxa"/>
-          </w:tcPr>
-          <w:p>
-            <w:pPr>
-              <w:pStyle w:val="Compact"/>
-            </w:pPr>
-            <w:r>
-              <w:t xml:space="preserve">·</w:t>
-            </w:r>
-          </w:p>
-        </w:tc>
-        <w:tc>
-          <w:tcPr>
-            <w:tcW w:w="1110" w:type="dxa"/>
-          </w:tcPr>
-          <w:p>
-            <w:pPr>
-              <w:pStyle w:val="Compact"/>
-            </w:pPr>
-            <w:r>
-              <w:t xml:space="preserve">·</w:t>
-            </w:r>
-          </w:p>
-        </w:tc>
-      </w:tr>
-      <w:tr>
-        <w:trPr>
-          <w:cantSplit/>
-        </w:trPr>
-        <w:tc>
-          <w:tcPr>
-            <w:tcW w:w="1800" w:type="dxa"/>
-          </w:tcPr>
-          <w:p>
-            <w:pPr>
-              <w:pStyle w:val="Compact"/>
-            </w:pPr>
-            <w:r>
-              <w:rPr>
-                <w:b/>
-                <w:bCs/>
-              </w:rPr>
-              <w:t xml:space="preserve">ZSTP (this paper)</w:t>
-            </w:r>
-          </w:p>
-        </w:tc>
-        <w:tc>
-          <w:tcPr>
-            <w:tcW w:w="1111" w:type="dxa"/>
-          </w:tcPr>
-          <w:p>
-            <w:pPr>
-              <w:pStyle w:val="Compact"/>
-            </w:pPr>
-            <w:r>
-              <w:rPr>
-                <w:b/>
-                <w:bCs/>
-              </w:rPr>
-              <w:t xml:space="preserve">✓ (input, not new)</w:t>
-            </w:r>
-          </w:p>
-        </w:tc>
-        <w:tc>
-          <w:tcPr>
-            <w:tcW w:w="1111" w:type="dxa"/>
-          </w:tcPr>
-          <w:p>
-            <w:pPr>
-              <w:pStyle w:val="Compact"/>
-            </w:pPr>
-            <w:r>
-              <w:rPr>
-                <w:b/>
-                <w:bCs/>
-              </w:rPr>
-              <w:t xml:space="preserve">✓</w:t>
-            </w:r>
-          </w:p>
-        </w:tc>
-        <w:tc>
-          <w:tcPr>
-            <w:tcW w:w="1111" w:type="dxa"/>
-          </w:tcPr>
-          <w:p>
-            <w:pPr>
-              <w:pStyle w:val="Compact"/>
-            </w:pPr>
-            <w:r>
-              <w:rPr>
-                <w:b/>
-                <w:bCs/>
-              </w:rPr>
-              <w:t xml:space="preserve">✓</w:t>
-            </w:r>
-          </w:p>
-        </w:tc>
-        <w:tc>
-          <w:tcPr>
-            <w:tcW w:w="1111" w:type="dxa"/>
-          </w:tcPr>
-          <w:p>
-            <w:pPr>
-              <w:pStyle w:val="Compact"/>
-            </w:pPr>
-            <w:r>
-              <w:rPr>
-                <w:b/>
-                <w:bCs/>
-              </w:rPr>
-              <w:t xml:space="preserve">✓</w:t>
-            </w:r>
-          </w:p>
-        </w:tc>
-        <w:tc>
-          <w:tcPr>
-            <w:tcW w:w="1111" w:type="dxa"/>
-          </w:tcPr>
-          <w:p>
-            <w:pPr>
-              <w:pStyle w:val="Compact"/>
-            </w:pPr>
-            <w:r>
-              <w:rPr>
-                <w:b/>
-                <w:bCs/>
-              </w:rPr>
-              <w:t xml:space="preserve">✓</w:t>
-            </w:r>
-          </w:p>
-        </w:tc>
-        <w:tc>
-          <w:tcPr>
-            <w:tcW w:w="1111" w:type="dxa"/>
-          </w:tcPr>
-          <w:p>
-            <w:pPr>
-              <w:pStyle w:val="Compact"/>
-            </w:pPr>
-            <w:r>
-              <w:rPr>
-                <w:b/>
-                <w:bCs/>
-              </w:rPr>
-              <w:t xml:space="preserve">✓</w:t>
-            </w:r>
-          </w:p>
-        </w:tc>
-        <w:tc>
-          <w:tcPr>
-            <w:tcW w:w="1110" w:type="dxa"/>
-          </w:tcPr>
-          <w:p>
-            <w:pPr>
-              <w:pStyle w:val="Compact"/>
-            </w:pPr>
-            <w:r>
-              <w:rPr>
-                <w:b/>
-                <w:bCs/>
-              </w:rPr>
-              <w:t xml:space="preserve">✓</w:t>
+            <w:tcW w:w="2000" w:type="dxa"/>
+          </w:tcPr>
+          <w:p>
+            <w:pPr>
+              <w:pStyle w:val="Compact"/>
+            </w:pPr>
+            <w:r>
+              <w:t xml:space="preserve">Zhang et al. [25]</w:t>
+            </w:r>
+          </w:p>
+        </w:tc>
+        <w:tc>
+          <w:tcPr>
+            <w:tcW w:w="3600" w:type="dxa"/>
+          </w:tcPr>
+          <w:p>
+            <w:pPr>
+              <w:pStyle w:val="Compact"/>
+            </w:pPr>
+            <w:r>
+              <w:t xml:space="preserve">Stackelberg game plus deep Q-learning to adjust software-defined honeypots under a budget.</w:t>
+            </w:r>
+          </w:p>
+        </w:tc>
+        <w:tc>
+          <w:tcPr>
+            <w:tcW w:w="3976" w:type="dxa"/>
+          </w:tcPr>
+          <w:p>
+            <w:pPr>
+              <w:pStyle w:val="Compact"/>
+            </w:pPr>
+            <w:r>
+              <w:t xml:space="preserve">Exact, certified optimum rather than a learned deployment decision; per-decoy burn; identity rules; inter-slot rules over a planning horizon.</w:t>
             </w:r>
           </w:p>
         </w:tc>
@@ -2697,189 +2374,7 @@
         <w:pStyle w:val="BodyText"/>
       </w:pPr>
       <w:r>
-        <w:rPr>
-          <w:b/>
-          <w:bCs/>
-        </w:rPr>
-        <w:t xml:space="preserve">What already exists and what is new.</w:t>
-      </w:r>
-      <w:r>
-        <w:t xml:space="preserve"> Read against the 2026 work, the elements of ZSTP fall into two groups. The following are already established and are not claimed as contributions:</w:t>
-      </w:r>
-    </w:p>
-    <w:p>
-      <w:pPr>
-        <w:pStyle w:val="Compact"/>
-        <w:numPr>
-          <w:ilvl w:val="0"/>
-          <w:numId w:val="13"/>
-        </w:numPr>
-      </w:pPr>
-      <w:r>
-        <w:t xml:space="preserve">Attack-path and critical-path coverage, and early interception before the target (layers L3 and L4) [19, 22, 24, 25].</w:t>
-      </w:r>
-    </w:p>
-    <w:p>
-      <w:pPr>
-        <w:pStyle w:val="Compact"/>
-        <w:numPr>
-          <w:ilvl w:val="0"/>
-          <w:numId w:val="13"/>
-        </w:numPr>
-      </w:pPr>
-      <w:r>
-        <w:t xml:space="preserve">Exact optimization of honeypot placement by mixed-integer programming [22, 24]; the use of MaxSAT instead of a mixed-integer program is a modeling choice, not by itself a contribution.</w:t>
-      </w:r>
-    </w:p>
-    <w:p>
-      <w:pPr>
-        <w:pStyle w:val="Compact"/>
-        <w:numPr>
-          <w:ilvl w:val="0"/>
-          <w:numId w:val="13"/>
-        </w:numPr>
-      </w:pPr>
-      <w:r>
-        <w:t xml:space="preserve">Several attacker types or profiles [22, 23, 27].</w:t>
-      </w:r>
-    </w:p>
-    <w:p>
-      <w:pPr>
-        <w:pStyle w:val="Compact"/>
-        <w:numPr>
-          <w:ilvl w:val="0"/>
-          <w:numId w:val="13"/>
-        </w:numPr>
-      </w:pPr>
-      <w:r>
-        <w:t xml:space="preserve">Re-optimization when alerts or threat intelligence arrive [22, 24, 26]; Algorithm 1 follows this pattern.</w:t>
-      </w:r>
-    </w:p>
-    <w:p>
-      <w:pPr>
-        <w:pStyle w:val="Compact"/>
-        <w:numPr>
-          <w:ilvl w:val="0"/>
-          <w:numId w:val="13"/>
-        </w:numPr>
-      </w:pPr>
-      <w:r>
-        <w:t xml:space="preserve">Budget constraints [22, 24, 26, 27] and a requirement to cover critical attack paths in a single placement [24].</w:t>
-      </w:r>
-    </w:p>
-    <w:p>
-      <w:pPr>
-        <w:pStyle w:val="Compact"/>
-        <w:numPr>
-          <w:ilvl w:val="0"/>
-          <w:numId w:val="13"/>
-        </w:numPr>
-      </w:pPr>
-      <w:r>
-        <w:t xml:space="preserve">The observations that attackers can fingerprint honeypots [29], that decoy realism changes the value of deception [28], and that attackers grow skeptical of overused deception [27].</w:t>
-      </w:r>
-    </w:p>
-    <w:p>
-      <w:pPr>
-        <w:pStyle w:val="BodyText"/>
-      </w:pPr>
-      <w:r>
-        <w:t xml:space="preserve">The following are, to our knowledge, new in ZSTP:</w:t>
-      </w:r>
-    </w:p>
-    <w:p>
-      <w:pPr>
-        <w:pStyle w:val="Compact"/>
-        <w:numPr>
-          <w:ilvl w:val="0"/>
-          <w:numId w:val="13"/>
-        </w:numPr>
-      </w:pPr>
-      <w:r>
-        <w:rPr>
-          <w:b/>
-          <w:bCs/>
-        </w:rPr>
-        <w:t xml:space="preserve">Per-decoy, per-profile recognition inside the optimization.</w:t>
-      </w:r>
-      <w:r>
-        <w:t xml:space="preserve"> A decoy stops earning credit once its trap type has stood in the same zone, or its fingerprint has been shown, in the preceding τ_d or τ_dp slots (C9, C13). TrapManager assumes traps are not recognized before interaction [24], the Bayesian Stackelberg allocation [22] treats entering a honeypot as detection without modeling recognition, Co-ADAM [27] uses one global skepticism state that is not tied to any particular decoy, and Shahin et al. [28] vary decoy realism as a game parameter rather than tracking the recognition of individual decoys across slots.</w:t>
-      </w:r>
-    </w:p>
-    <w:p>
-      <w:pPr>
-        <w:pStyle w:val="Compact"/>
-        <w:numPr>
-          <w:ilvl w:val="0"/>
-          <w:numId w:val="13"/>
-        </w:numPr>
-      </w:pPr>
-      <w:r>
-        <w:rPr>
-          <w:b/>
-          <w:bCs/>
-        </w:rPr>
-        <w:t xml:space="preserve">Decoy identity as a decision axis.</w:t>
-      </w:r>
-      <w:r>
-        <w:t xml:space="preserve"> Personas p = (r, f) separate role plausibility from fingerprint, and hard rules forbid showing a fingerprint twice in one slot (C12, C14); none of the 2026 placement models represents a decoy identity separately from its location [22, 24, 27].</w:t>
-      </w:r>
-    </w:p>
-    <w:p>
-      <w:pPr>
-        <w:pStyle w:val="Compact"/>
-        <w:numPr>
-          <w:ilvl w:val="0"/>
-          <w:numId w:val="13"/>
-        </w:numPr>
-      </w:pPr>
-      <w:r>
-        <w:rPr>
-          <w:b/>
-          <w:bCs/>
-        </w:rPr>
-        <w:t xml:space="preserve">A multi-slot schedule with inter-slot hard rules.</w:t>
-      </w:r>
-      <w:r>
-        <w:t xml:space="preserve"> The churn rule (C8) and the critical-hop minimum-frequency and maximum-gap rules (C10a, C10b) constrain the schedule across slots, extending the single-placement path coverage of [24]; the 2026 works re-solve a placement per round or per alert [22, 24] rather than planning a horizon under such rules.</w:t>
-      </w:r>
-    </w:p>
-    <w:p>
-      <w:pPr>
-        <w:pStyle w:val="Compact"/>
-        <w:numPr>
-          <w:ilvl w:val="0"/>
-          <w:numId w:val="13"/>
-        </w:numPr>
-      </w:pPr>
-      <w:r>
-        <w:rPr>
-          <w:b/>
-          <w:bCs/>
-        </w:rPr>
-        <w:t xml:space="preserve">A worst-case objective with an independently checked optimality proof.</w:t>
-      </w:r>
-      <w:r>
-        <w:t xml:space="preserve"> Bayesian Stackelberg allocation [22, 23] maximizes expected payoff under a prior over attacker types, learning-based methods [26, 27] report empirical convergence rather than proofs, and TrapManager [24] solves a single-attacker program; none reports a machine-checkable proof that no rule-compliant schedule has a higher worst case.</w:t>
-      </w:r>
-    </w:p>
-    <w:p>
-      <w:pPr>
-        <w:pStyle w:val="Compact"/>
-        <w:numPr>
-          <w:ilvl w:val="0"/>
-          <w:numId w:val="13"/>
-        </w:numPr>
-      </w:pPr>
-      <w:r>
-        <w:rPr>
-          <w:b/>
-          <w:bCs/>
-        </w:rPr>
-        <w:t xml:space="preserve">Results that follow only from combining the four elements above:</w:t>
-      </w:r>
-      <w:r>
-        <w:t xml:space="preserve"> the zero-burn infeasibility result (Section 4.2), the +28.8% gain in r* from fingerprint rotation (Section 7.7), and the 33.1% worst-case loss of the medium-profile optimum (Section 1).</w:t>
+        <w:t xml:space="preserve"/>
       </w:r>
     </w:p>
     <w:p>
@@ -2894,7 +2389,7 @@
         <w:t xml:space="preserve">Positioning.</w:t>
       </w:r>
       <w:r>
-        <w:t xml:space="preserve"> ZSTP therefore does not compete with the 2026 attack-graph methods on attack-path modeling: it takes the attack paths Π as input and adds the recognition, identity and temporal structure, and the worst-case certificate, that those methods omit. The two are complementary — critical paths ranked by [24] or reduced by [25] could populate Π, and the per-round re-solve of [22] could be replaced by the certified re-solve of Algorithm 1. A direct experimental comparison with re-implementations of [22] and [24] is left to future work; the Max-PathCov baseline of Section 7, which maximizes attack-path coverage without burn, is closest to them in objective but is not a re-implementation of either method.</w:t>
+        <w:t xml:space="preserve"> ZSTP therefore does not compete with the 2026 attack-graph methods on attack-path modeling: it takes the attack paths Π as input and adds the recognition, identity and temporal structure, and the worst-case certificate, that those methods omit. The two are complementary — critical paths ranked by [23] or reduced by [24] could populate Π, and the per-round re-solve of [21] could be replaced by the certified re-solve of Algorithm 1. A direct experimental comparison with re-implementations of [21] and [23] is left to future work; the Max-PathCov baseline of Section 7, which maximizes attack-path coverage without burn, is closest to them in objective but is not a re-implementation of either method.</w:t>
       </w:r>
     </w:p>
     <w:p>
@@ -6439,7 +5934,7 @@
         <w:pStyle w:val="FirstParagraph"/>
       </w:pPr>
       <w:r>
-        <w:t xml:space="preserve">Algorithm 1 implements the threat-adaptive loop. It responds to STIX 2.1 intelligence bundles [16] by updating persona priors and recognition thresholds, rebuilding the WCNF, re-running the max–min search, and applying an acceptance decision. Alert-driven re-optimization itself follows recent work [22, 24]; what Algorithm 1 adds is that every re-solve returns the certified max–min schedule and passes an independent audit before deployment. The deployed schedule is the max–min schedule, so the certificate is renewed for the updated inputs after every update. The critical safety property is that Step 5 — the audit of every hard rule by the independent rule checker and independent verification of the new certificate — executes before any schedule change reaches the deployment controller. No proposed schedule update bypasses this gate. Figure 12 shows the loop together with the two outcomes reported in Section 6.2.</w:t>
+        <w:t xml:space="preserve">Algorithm 1 implements the threat-adaptive loop. It responds to STIX 2.1 intelligence bundles [16] by updating persona priors and recognition thresholds, rebuilding the WCNF, re-running the max–min search, and applying an acceptance decision. Alert-driven re-optimization itself follows recent work [21, 23]; what Algorithm 1 adds is that every re-solve returns the certified max–min schedule and passes an independent audit before deployment. The deployed schedule is the max–min schedule, so the certificate is renewed for the updated inputs after every update. The critical safety property is that Step 5 — the audit of every hard rule by the independent rule checker and independent verification of the new certificate — executes before any schedule change reaches the deployment controller. No proposed schedule update bypasses this gate. Figure 12 shows the loop together with the two outcomes reported in Section 6.2.</w:t>
       </w:r>
     </w:p>
     <w:p>
@@ -17302,7 +16797,7 @@
         <w:t xml:space="preserve">Baseline fairness. </w:t>
       </w:r>
       <w:r>
-        <w:t xml:space="preserve">The heuristic baselines optimize a single, burn-blind profile and are not given every hard rule, which is how such heuristics are normally used; this favours the certified method. We therefore report every baseline both as produced and after minimum-change repair by the same solver, and the max–min schedule keeps a 1.80× worst-case advantage over the best repaired baseline. Two burn-aware, rule-aware heuristics that optimize the worst case directly are evaluated in Section 7.7. The 2026 attack-graph methods [22, 24] are not re-implemented as baselines, because their objectives (expected payoff over attacker types, path-weighted interception without recognition) differ from the worst case under burn; Section 2 states this difference, and a direct comparison is future work.</w:t>
+        <w:t xml:space="preserve">The heuristic baselines optimize a single, burn-blind profile and are not given every hard rule, which is how such heuristics are normally used; this favours the certified method. We therefore report every baseline both as produced and after minimum-change repair by the same solver, and the max–min schedule keeps a 1.80× worst-case advantage over the best repaired baseline. Two burn-aware, rule-aware heuristics that optimize the worst case directly are evaluated in Section 7.7. The 2026 attack-graph methods [21, 23] are not re-implemented as baselines, because their objectives (expected payoff over attacker types, path-weighted interception without recognition) differ from the worst case under burn; Section 2 states this difference, and a direct comparison is future work.</w:t>
       </w:r>
     </w:p>
     <w:p>
@@ -17378,7 +16873,7 @@
         <w:pStyle w:val="BodyText"/>
       </w:pPr>
       <w:r>
-        <w:t xml:space="preserve">ZSTP's broader contribution is to show that MaxSAT provides a principled bridge between the formal guarantees of combinatorial optimization and the operational constraints of network deception. Attack-path coverage, exact placement and multiple attacker types were already present in 2026 work [22, 24, 25]; the new element is a certified worst case under per-decoy type and identity burn, with identity and inter-slot rules enforced as hard constraints. The hard/soft clause split fits this problem class, and the optimality certificate provides machine-checkable accountability for the encoded model. The guarantee covers the four modeled attacker profiles and the evaluated instance; it says nothing about attackers outside this set, and several instance values (attack-path steps, technique maps, plausibility tables, path emphasis) are documented defaults whose change alters the optimum. The scaling study varies the horizon and the fingerprint catalogue but keeps the network fixed; instances with more zones, paths and personas are the natural next test.</w:t>
+        <w:t xml:space="preserve">ZSTP's broader contribution is to show that MaxSAT provides a principled bridge between the formal guarantees of combinatorial optimization and the operational constraints of network deception. Attack-path coverage, exact placement and multiple attacker types were already present in 2026 work [21, 23, 24]; the new element is a certified worst case under per-decoy type and identity burn, with identity and inter-slot rules enforced as hard constraints. The hard/soft clause split fits this problem class, and the optimality certificate provides machine-checkable accountability for the encoded model. The guarantee covers the four modeled attacker profiles and the evaluated instance; it says nothing about attackers outside this set, and several instance values (attack-path steps, technique maps, plausibility tables, path emphasis) are documented defaults whose change alters the optimum. The scaling study varies the horizon and the fingerprint catalogue but keeps the network fixed; instances with more zones, paths and personas are the natural next test.</w:t>
       </w:r>
     </w:p>
     <w:p>
@@ -17699,25 +17194,7 @@
         <w:pStyle w:val="BodyText"/>
       </w:pPr>
       <w:r>
-        <w:lastRenderedPageBreak/>
-        <w:t xml:space="preserve">[18] S. Pinisetty, P. S. Roop, S. Smyth, N. Allen, S. Tripakis, and R. von Hanxleden, “Runtime enforcement of cyber-physical systems,” </w:t>
-      </w:r>
-      <w:r>
-        <w:rPr>
-          <w:i/>
-        </w:rPr>
-        <w:t>ACM Trans. Embedded Computing Systems</w:t>
-      </w:r>
-      <w:r>
-        <w:t>, vol. 16, no. 5s, Article 178, 2017, doi:10.1145/3126500.</w:t>
-      </w:r>
-    </w:p>
-    <w:p>
-      <w:pPr>
-        <w:pStyle w:val="BodyText"/>
-      </w:pPr>
-      <w:r>
-        <w:t xml:space="preserve">[19] S. Noel and S. Jajodia, “Optimal IDS sensor placement and alert prioritization using attack graphs,” </w:t>
+        <w:t xml:space="preserve">[18] S. Noel and S. Jajodia, “Optimal IDS sensor placement and alert prioritization using attack graphs,” </w:t>
       </w:r>
       <w:r>
         <w:rPr>
@@ -17734,7 +17211,7 @@
         <w:pStyle w:val="BodyText"/>
       </w:pPr>
       <w:r>
-        <w:t xml:space="preserve">[20] Q. Zhu and T. Başar, “Game-theoretic approach to feedback-driven multi-stage moving target defense,” in </w:t>
+        <w:t xml:space="preserve">[19] Q. Zhu and T. Başar, “Game-theoretic approach to feedback-driven multi-stage moving target defense,” in </w:t>
       </w:r>
       <w:r>
         <w:rPr>
@@ -17753,7 +17230,7 @@
         <w:pStyle w:val="BodyText"/>
       </w:pPr>
       <w:r>
-        <w:t xml:space="preserve">[21] G. Wagener, R. State, T. Engel, and A. Dulaunoy, “Adaptive and self-configurable honeypots,” in </w:t>
+        <w:t xml:space="preserve">[20] G. Wagener, R. State, T. Engel, and A. Dulaunoy, “Adaptive and self-configurable honeypots,” in </w:t>
       </w:r>
       <w:r>
         <w:rPr>
@@ -17770,7 +17247,7 @@
         <w:pStyle w:val="BodyText"/>
       </w:pPr>
       <w:r>
-        <w:t xml:space="preserve">[22] D. Park and G. G. Dagher, “Adaptive honeypot allocation in multi-attacker networks via Bayesian Stackelberg games,” </w:t>
+        <w:t xml:space="preserve">[21] D. Park and G. G. Dagher, “Adaptive honeypot allocation in multi-attacker networks via Bayesian Stackelberg games,” </w:t>
       </w:r>
       <w:r>
         <w:rPr>
@@ -17788,7 +17265,7 @@
         <w:pStyle w:val="BodyText"/>
       </w:pPr>
       <w:r>
-        <w:t xml:space="preserve">[23] K. Voznyi, A. Kashtalian, B. Savenko, and V. Lysak, “Honeypot placement for joint detection and attacker-type inference: A Bayesian Stackelberg formulation,” in </w:t>
+        <w:t xml:space="preserve">[22] K. Voznyi, A. Kashtalian, B. Savenko, and V. Lysak, “Honeypot placement for joint detection and attacker-type inference: A Bayesian Stackelberg formulation,” in </w:t>
       </w:r>
       <w:r>
         <w:rPr>
@@ -17806,7 +17283,7 @@
         <w:pStyle w:val="BodyText"/>
       </w:pPr>
       <w:r>
-        <w:t xml:space="preserve">[24] R. Liu, G. Xu, and Z. Hu, “Graph neural network-guided TrapManager for critical path identification and decoy deployment,” </w:t>
+        <w:t xml:space="preserve">[23] R. Liu, G. Xu, and Z. Hu, “Graph neural network-guided TrapManager for critical path identification and decoy deployment,” </w:t>
       </w:r>
       <w:r>
         <w:rPr>
@@ -17824,7 +17301,7 @@
         <w:pStyle w:val="BodyText"/>
       </w:pPr>
       <w:r>
-        <w:t xml:space="preserve">[25] J. Lacmou Zeutouo, H. S. Kenmeugne Djouko, Y. F. Yankam, A. L. Nguemkam, and V. Kengne Tchendji, “Weighted core attack graph for honeypot allocation against lateral movement in advanced persistent threats,” in </w:t>
+        <w:t xml:space="preserve">[24] J. Lacmou Zeutouo, H. S. Kenmeugne Djouko, Y. F. Yankam, A. L. Nguemkam, and V. Kengne Tchendji, “Weighted core attack graph for honeypot allocation against lateral movement in advanced persistent threats,” in </w:t>
       </w:r>
       <w:r>
         <w:rPr>
@@ -17842,7 +17319,7 @@
         <w:pStyle w:val="BodyText"/>
       </w:pPr>
       <w:r>
-        <w:t xml:space="preserve">[26] M. Zhang, Y. Yu, S. Li, Y. Liu, Y. Zhang, R. Zhang, and S. Shao, “Adaptive software-defined honeypot strategy using Stackelberg game and deep reinforcement learning with DPU acceleration,” </w:t>
+        <w:t xml:space="preserve">[25] M. Zhang, Y. Yu, S. Li, Y. Liu, Y. Zhang, R. Zhang, and S. Shao, “Adaptive software-defined honeypot strategy using Stackelberg game and deep reinforcement learning with DPU acceleration,” </w:t>
       </w:r>
       <w:r>
         <w:rPr>
@@ -17853,60 +17330,6 @@
       </w:r>
       <w:r>
         <w:t xml:space="preserve">, vol. 7, no. 1, Art. no. 23, 2026, doi:10.3390/modelling7010023.</w:t>
-      </w:r>
-    </w:p>
-    <w:p>
-      <w:pPr>
-        <w:pStyle w:val="BodyText"/>
-      </w:pPr>
-      <w:r>
-        <w:t xml:space="preserve">[27] U. Wushishi, N. Hussain, A. Hussain, A. Al-Rasheed, and Z. Ullah, “Co-ADAM: A co-evolutionary signaling game framework for equilibrium cyber deception in industrial IoT,” </w:t>
-      </w:r>
-      <w:r>
-        <w:rPr>
-          <w:i/>
-          <w:iCs/>
-        </w:rPr>
-        <w:t xml:space="preserve">Scientific Reports</w:t>
-      </w:r>
-      <w:r>
-        <w:t xml:space="preserve">, vol. 16, Art. no. 25306, 2026, doi:10.1038/s41598-026-60920-0.</w:t>
-      </w:r>
-    </w:p>
-    <w:p>
-      <w:pPr>
-        <w:pStyle w:val="BodyText"/>
-      </w:pPr>
-      <w:r>
-        <w:t xml:space="preserve">[28] M. Shahin, M. Maghanaki, and F. F. Chen, “Evaluating synthetic cyber deception strategies under uncertainty via game theory approach: Linking information leakage and game outcomes in cyber deception,” </w:t>
-      </w:r>
-      <w:r>
-        <w:rPr>
-          <w:i/>
-          <w:iCs/>
-        </w:rPr>
-        <w:t xml:space="preserve">Sensors</w:t>
-      </w:r>
-      <w:r>
-        <w:t xml:space="preserve">, vol. 26, no. 6, Art. no. 1748, 2026, doi:10.3390/s26061748.</w:t>
-      </w:r>
-    </w:p>
-    <w:p>
-      <w:pPr>
-        <w:pStyle w:val="BodyText"/>
-      </w:pPr>
-      <w:r>
-        <w:t xml:space="preserve">[29] A. Chaudhry, C. Andersen, G. Choudhary, and N. Dragoni, “A review of honeypots: Fingerprinting techniques, detection, and evasion mechanisms,” </w:t>
-      </w:r>
-      <w:r>
-        <w:rPr>
-          <w:i/>
-          <w:iCs/>
-        </w:rPr>
-        <w:t xml:space="preserve">Future Internet</w:t>
-      </w:r>
-      <w:r>
-        <w:t xml:space="preserve">, vol. 18, no. 4, Art. no. 190, 2026, doi:10.3390/fi18040190.</w:t>
       </w:r>
     </w:p>
     <w:sectPr>
